--- a/entregables/evaluacion_profesor/Sprint_Backlog_Localito.docx
+++ b/entregables/evaluacion_profesor/Sprint_Backlog_Localito.docx
@@ -65,9 +65,9 @@
     </w:p>
     <w:p>
       <w:r>
-        <w:t>Versión documental revisada</w:t>
+        <w:t>Revisión documental 04 de octubre de 2026</w:t>
         <w:br/>
-        <w:t>Corte del proyecto 03 de octubre de 2026</w:t>
+        <w:t>Estados de Scrum al 03 de octubre de 2026</w:t>
       </w:r>
     </w:p>
     <w:p>
@@ -233,7 +233,7 @@
           <w:rPr>
             <w:color w:val="000000"/>
           </w:rPr>
-          <w:t xml:space="preserve">5 Product Backlog y evidencia Trello   Localito</w:t>
+          <w:t xml:space="preserve">5 Registro por Sprint</w:t>
         </w:r>
       </w:hyperlink>
       <w:r>
@@ -264,7 +264,7 @@
           <w:rPr>
             <w:color w:val="000000"/>
           </w:rPr>
-          <w:t xml:space="preserve">5.1 Equipo Scrum</w:t>
+          <w:t xml:space="preserve">5.1 Sprint 1   cerrado</w:t>
         </w:r>
       </w:hyperlink>
       <w:r>
@@ -295,7 +295,7 @@
           <w:rPr>
             <w:color w:val="000000"/>
           </w:rPr>
-          <w:t xml:space="preserve">5.2 Product Goal</w:t>
+          <w:t xml:space="preserve">5.2 Sprint 2   cerrado</w:t>
         </w:r>
       </w:hyperlink>
       <w:r>
@@ -326,7 +326,7 @@
           <w:rPr>
             <w:color w:val="000000"/>
           </w:rPr>
-          <w:t xml:space="preserve">5.3 Definition of Done</w:t>
+          <w:t xml:space="preserve">5.3 Sprint 3   cerrado con excepción documental</w:t>
         </w:r>
       </w:hyperlink>
       <w:r>
@@ -342,7 +342,7 @@
         <w:fldChar w:fldCharType="separate"/>
       </w:r>
       <w:r>
-        <w:t>4</w:t>
+        <w:t>5</w:t>
       </w:r>
       <w:r>
         <w:fldChar w:fldCharType="end"/>
@@ -357,7 +357,7 @@
           <w:rPr>
             <w:color w:val="000000"/>
           </w:rPr>
-          <w:t xml:space="preserve">5.4 Product Backlog vigente</w:t>
+          <w:t xml:space="preserve">5.4 Sprint 4   en curso</w:t>
         </w:r>
       </w:hyperlink>
       <w:r>
@@ -368,68 +368,6 @@
       </w:r>
       <w:r>
         <w:instrText xml:space="preserve"> PAGEREF h9 \h </w:instrText>
-      </w:r>
-      <w:r>
-        <w:fldChar w:fldCharType="separate"/>
-      </w:r>
-      <w:r>
-        <w:t>4</w:t>
-      </w:r>
-      <w:r>
-        <w:fldChar w:fldCharType="end"/>
-      </w:r>
-    </w:p>
-    <w:p>
-      <w:pPr>
-        <w:pStyle w:val="TOC2"/>
-      </w:pPr>
-      <w:hyperlink w:anchor="h10">
-        <w:r>
-          <w:rPr>
-            <w:color w:val="000000"/>
-          </w:rPr>
-          <w:t xml:space="preserve">5.5 Sprint 1   cerrado</w:t>
-        </w:r>
-      </w:hyperlink>
-      <w:r>
-        <w:tab/>
-      </w:r>
-      <w:r>
-        <w:fldChar w:fldCharType="begin"/>
-      </w:r>
-      <w:r>
-        <w:instrText xml:space="preserve"> PAGEREF h10 \h </w:instrText>
-      </w:r>
-      <w:r>
-        <w:fldChar w:fldCharType="separate"/>
-      </w:r>
-      <w:r>
-        <w:t>5</w:t>
-      </w:r>
-      <w:r>
-        <w:fldChar w:fldCharType="end"/>
-      </w:r>
-    </w:p>
-    <w:p>
-      <w:pPr>
-        <w:pStyle w:val="TOC2"/>
-      </w:pPr>
-      <w:hyperlink w:anchor="h11">
-        <w:r>
-          <w:rPr>
-            <w:color w:val="000000"/>
-          </w:rPr>
-          <w:t xml:space="preserve">5.6 Sprint 2   cerrado</w:t>
-        </w:r>
-      </w:hyperlink>
-      <w:r>
-        <w:tab/>
-      </w:r>
-      <w:r>
-        <w:fldChar w:fldCharType="begin"/>
-      </w:r>
-      <w:r>
-        <w:instrText xml:space="preserve"> PAGEREF h11 \h </w:instrText>
       </w:r>
       <w:r>
         <w:fldChar w:fldCharType="separate"/>
@@ -450,7 +388,7 @@
           <w:rPr>
             <w:color w:val="000000"/>
           </w:rPr>
-          <w:t xml:space="preserve">5.7 Sprint 3   cerrado con excepción documental</w:t>
+          <w:t xml:space="preserve">5.5 Sprints 5 8   futuros</w:t>
         </w:r>
       </w:hyperlink>
       <w:r>
@@ -481,7 +419,7 @@
           <w:rPr>
             <w:color w:val="000000"/>
           </w:rPr>
-          <w:t xml:space="preserve">5.8 Sprint 4   en curso</w:t>
+          <w:t xml:space="preserve">5.6 Etiquetas y trazabilidad</w:t>
         </w:r>
       </w:hyperlink>
       <w:r>
@@ -505,14 +443,76 @@
     </w:p>
     <w:p>
       <w:pPr>
-        <w:pStyle w:val="TOC2"/>
+        <w:pStyle w:val="TOC1"/>
+      </w:pPr>
+      <w:hyperlink w:anchor="h14">
+        <w:r>
+          <w:rPr>
+            <w:color w:val="000000"/>
+          </w:rPr>
+          <w:t xml:space="preserve">6 Plan de verificación del Sprint en curso</w:t>
+        </w:r>
+      </w:hyperlink>
+      <w:r>
+        <w:tab/>
+      </w:r>
+      <w:r>
+        <w:fldChar w:fldCharType="begin"/>
+      </w:r>
+      <w:r>
+        <w:instrText xml:space="preserve"> PAGEREF h14 \h </w:instrText>
+      </w:r>
+      <w:r>
+        <w:fldChar w:fldCharType="separate"/>
+      </w:r>
+      <w:r>
+        <w:t>8</w:t>
+      </w:r>
+      <w:r>
+        <w:fldChar w:fldCharType="end"/>
+      </w:r>
+    </w:p>
+    <w:p>
+      <w:pPr>
+        <w:pStyle w:val="TOC1"/>
+      </w:pPr>
+      <w:hyperlink w:anchor="h15">
+        <w:r>
+          <w:rPr>
+            <w:color w:val="000000"/>
+          </w:rPr>
+          <w:t xml:space="preserve">7 Gestión de impedimentos y cambios</w:t>
+        </w:r>
+      </w:hyperlink>
+      <w:r>
+        <w:tab/>
+      </w:r>
+      <w:r>
+        <w:fldChar w:fldCharType="begin"/>
+      </w:r>
+      <w:r>
+        <w:instrText xml:space="preserve"> PAGEREF h15 \h </w:instrText>
+      </w:r>
+      <w:r>
+        <w:fldChar w:fldCharType="separate"/>
+      </w:r>
+      <w:r>
+        <w:t>8</w:t>
+      </w:r>
+      <w:r>
+        <w:fldChar w:fldCharType="end"/>
+      </w:r>
+    </w:p>
+    <w:p>
+      <w:pPr>
+        <w:pStyle w:val="TOC1"/>
       </w:pPr>
       <w:hyperlink w:anchor="h16">
         <w:r>
           <w:rPr>
             <w:color w:val="000000"/>
           </w:rPr>
-          <w:t xml:space="preserve">5.9 Sprints 5 8   futuros</w:t>
+          <w:t xml:space="preserve">8 Evidencias relacionadas con esta versión</w:t>
         </w:r>
       </w:hyperlink>
       <w:r>
@@ -536,14 +536,14 @@
     </w:p>
     <w:p>
       <w:pPr>
-        <w:pStyle w:val="TOC2"/>
+        <w:pStyle w:val="TOC1"/>
       </w:pPr>
       <w:hyperlink w:anchor="h17">
         <w:r>
           <w:rPr>
             <w:color w:val="000000"/>
           </w:rPr>
-          <w:t xml:space="preserve">5.10 Etiquetas y trazabilidad</w:t>
+          <w:t xml:space="preserve">9 Conclusiones</w:t>
         </w:r>
       </w:hyperlink>
       <w:r>
@@ -574,7 +574,7 @@
           <w:rPr>
             <w:color w:val="000000"/>
           </w:rPr>
-          <w:t xml:space="preserve">6 Planificación de Sprints   Localito</w:t>
+          <w:t xml:space="preserve">10 Referencias</w:t>
         </w:r>
       </w:hyperlink>
       <w:r>
@@ -590,193 +590,7 @@
         <w:fldChar w:fldCharType="separate"/>
       </w:r>
       <w:r>
-        <w:t>10</w:t>
-      </w:r>
-      <w:r>
-        <w:fldChar w:fldCharType="end"/>
-      </w:r>
-    </w:p>
-    <w:p>
-      <w:pPr>
-        <w:pStyle w:val="TOC2"/>
-      </w:pPr>
-      <w:hyperlink w:anchor="h19">
-        <w:r>
-          <w:rPr>
-            <w:color w:val="000000"/>
-          </w:rPr>
-          <w:t xml:space="preserve">6.1 Estado del Sprint 4 al 03 10 2026</w:t>
-        </w:r>
-      </w:hyperlink>
-      <w:r>
-        <w:tab/>
-      </w:r>
-      <w:r>
-        <w:fldChar w:fldCharType="begin"/>
-      </w:r>
-      <w:r>
-        <w:instrText xml:space="preserve"> PAGEREF h19 \h </w:instrText>
-      </w:r>
-      <w:r>
-        <w:fldChar w:fldCharType="separate"/>
-      </w:r>
-      <w:r>
-        <w:t>11</w:t>
-      </w:r>
-      <w:r>
-        <w:fldChar w:fldCharType="end"/>
-      </w:r>
-    </w:p>
-    <w:p>
-      <w:pPr>
-        <w:pStyle w:val="TOC2"/>
-      </w:pPr>
-      <w:hyperlink w:anchor="h20">
-        <w:r>
-          <w:rPr>
-            <w:color w:val="000000"/>
-          </w:rPr>
-          <w:t xml:space="preserve">6.2 Regla para Sprints futuros</w:t>
-        </w:r>
-      </w:hyperlink>
-      <w:r>
-        <w:tab/>
-      </w:r>
-      <w:r>
-        <w:fldChar w:fldCharType="begin"/>
-      </w:r>
-      <w:r>
-        <w:instrText xml:space="preserve"> PAGEREF h20 \h </w:instrText>
-      </w:r>
-      <w:r>
-        <w:fldChar w:fldCharType="separate"/>
-      </w:r>
-      <w:r>
-        <w:t>11</w:t>
-      </w:r>
-      <w:r>
-        <w:fldChar w:fldCharType="end"/>
-      </w:r>
-    </w:p>
-    <w:p>
-      <w:pPr>
-        <w:pStyle w:val="TOC1"/>
-      </w:pPr>
-      <w:hyperlink w:anchor="h21">
-        <w:r>
-          <w:rPr>
-            <w:color w:val="000000"/>
-          </w:rPr>
-          <w:t xml:space="preserve">7 Plan de verificación del Sprint en curso</w:t>
-        </w:r>
-      </w:hyperlink>
-      <w:r>
-        <w:tab/>
-      </w:r>
-      <w:r>
-        <w:fldChar w:fldCharType="begin"/>
-      </w:r>
-      <w:r>
-        <w:instrText xml:space="preserve"> PAGEREF h21 \h </w:instrText>
-      </w:r>
-      <w:r>
-        <w:fldChar w:fldCharType="separate"/>
-      </w:r>
-      <w:r>
-        <w:t>12</w:t>
-      </w:r>
-      <w:r>
-        <w:fldChar w:fldCharType="end"/>
-      </w:r>
-    </w:p>
-    <w:p>
-      <w:pPr>
-        <w:pStyle w:val="TOC1"/>
-      </w:pPr>
-      <w:hyperlink w:anchor="h22">
-        <w:r>
-          <w:rPr>
-            <w:color w:val="000000"/>
-          </w:rPr>
-          <w:t xml:space="preserve">8 Gestión de impedimentos y cambios</w:t>
-        </w:r>
-      </w:hyperlink>
-      <w:r>
-        <w:tab/>
-      </w:r>
-      <w:r>
-        <w:fldChar w:fldCharType="begin"/>
-      </w:r>
-      <w:r>
-        <w:instrText xml:space="preserve"> PAGEREF h22 \h </w:instrText>
-      </w:r>
-      <w:r>
-        <w:fldChar w:fldCharType="separate"/>
-      </w:r>
-      <w:r>
-        <w:t>12</w:t>
-      </w:r>
-      <w:r>
-        <w:fldChar w:fldCharType="end"/>
-      </w:r>
-    </w:p>
-    <w:p>
-      <w:pPr>
-        <w:pStyle w:val="TOC1"/>
-      </w:pPr>
-      <w:hyperlink w:anchor="h23">
-        <w:r>
-          <w:rPr>
-            <w:color w:val="000000"/>
-          </w:rPr>
-          <w:t xml:space="preserve">9 Conclusiones</w:t>
-        </w:r>
-      </w:hyperlink>
-      <w:r>
-        <w:tab/>
-      </w:r>
-      <w:r>
-        <w:fldChar w:fldCharType="begin"/>
-      </w:r>
-      <w:r>
-        <w:instrText xml:space="preserve"> PAGEREF h23 \h </w:instrText>
-      </w:r>
-      <w:r>
-        <w:fldChar w:fldCharType="separate"/>
-      </w:r>
-      <w:r>
-        <w:t>12</w:t>
-      </w:r>
-      <w:r>
-        <w:fldChar w:fldCharType="end"/>
-      </w:r>
-    </w:p>
-    <w:p>
-      <w:pPr>
-        <w:pStyle w:val="TOC1"/>
-      </w:pPr>
-      <w:hyperlink w:anchor="h24">
-        <w:r>
-          <w:rPr>
-            <w:color w:val="000000"/>
-          </w:rPr>
-          <w:t xml:space="preserve">10 Referencias y evidencia de la versión</w:t>
-        </w:r>
-      </w:hyperlink>
-      <w:r>
-        <w:tab/>
-      </w:r>
-      <w:r>
-        <w:fldChar w:fldCharType="begin"/>
-      </w:r>
-      <w:r>
-        <w:instrText xml:space="preserve"> PAGEREF h24 \h </w:instrText>
-      </w:r>
-      <w:r>
-        <w:fldChar w:fldCharType="separate"/>
-      </w:r>
-      <w:r>
-        <w:t>12</w:t>
+        <w:t>9</w:t>
       </w:r>
       <w:r>
         <w:fldChar w:fldCharType="end"/>
@@ -807,7 +621,7 @@
     </w:p>
     <w:p>
       <w:r>
-        <w:t>Este documento conserva las asignaciones y fechas de la fuente Backlog-Scrum-Trello.md. La consulta actual no ejecutó cambios ni una revisión en vivo de Trello; los estados se presentan como la evidencia documental del repositorio en el commit base [P]. Se agregan criterios y procedimientos de seguimiento para mejorar su uso académico.</w:t>
+        <w:t>Este documento conserva las asignaciones y fechas de la fuente Backlog-Scrum-Trello.md. La consulta actual no ejecutó cambios ni una revisión en vivo de Trello; los estados se presentan como la evidencia documental del repositorio en el commit base (Equipo Localito, 2026). Se agregan criterios y procedimientos de seguimiento para mejorar su uso académico.</w:t>
       </w:r>
     </w:p>
     <w:p>
@@ -822,7 +636,7 @@
     </w:p>
     <w:p>
       <w:r>
-        <w:t>La Guía Scrum relaciona objetivo, elementos seleccionados y plan de entrega en el Sprint Backlog [R6]. Para Localito, el objetivo del Sprint 4 integra POS y caja y completa el pendiente offline. La tarea de documentar ese trabajo incluye mostrar qué está hecho, qué se desarrolla y qué todavía necesita pruebas.</w:t>
+        <w:t>La Guía Scrum relaciona objetivo, elementos seleccionados y plan de entrega en el Sprint Backlog (Schwaber y Sutherland, 2020). Para Localito, el objetivo del Sprint 4 integra POS y caja y completa el pendiente offline. La tarea de documentar ese trabajo incluye mostrar qué está hecho, qué se desarrolla y qué todavía necesita pruebas.</w:t>
       </w:r>
     </w:p>
     <w:p>
@@ -876,46 +690,13 @@
       </w:pPr>
       <w:bookmarkStart w:id="5" w:name="h5"/>
       <w:r>
-        <w:t>5 Product Backlog y evidencia Trello   Localito</w:t>
+        <w:t>5 Registro por Sprint</w:t>
       </w:r>
       <w:bookmarkEnd w:id="5"/>
     </w:p>
     <w:p>
       <w:r>
-        <w:rPr>
-          <w:b/>
-        </w:rPr>
-        <w:t>Corte verificado:</w:t>
-      </w:r>
-      <w:r>
-        <w:t xml:space="preserve"> 03-10-2026 </w:t>
-      </w:r>
-      <w:r>
-        <w:rPr>
-          <w:b/>
-        </w:rPr>
-        <w:t>Herramienta activa:</w:t>
-      </w:r>
-      <w:r>
-        <w:t xml:space="preserve"> Trello </w:t>
-      </w:r>
-      <w:r>
-        <w:rPr>
-          <w:b/>
-        </w:rPr>
-        <w:t>Marco de trabajo:</w:t>
-      </w:r>
-      <w:r>
-        <w:t xml:space="preserve"> Scrum </w:t>
-      </w:r>
-      <w:r>
-        <w:rPr>
-          <w:b/>
-        </w:rPr>
-        <w:t>Workspace:</w:t>
-      </w:r>
-      <w:r>
-        <w:t xml:space="preserve"> Localito Saas</w:t>
+        <w:t>Los criterios generales se desarrollan en Product Backlog y Definition of Done. El seguimiento siguiente conserva el corte documental del 03 de octubre de 2026.</w:t>
       </w:r>
     </w:p>
     <w:p>
@@ -924,2614 +705,9 @@
       </w:pPr>
       <w:bookmarkStart w:id="6" w:name="h6"/>
       <w:r>
-        <w:t>5.1 Equipo Scrum</w:t>
+        <w:t>5.1 Sprint 1   cerrado</w:t>
       </w:r>
       <w:bookmarkEnd w:id="6"/>
-    </w:p>
-    <w:tbl>
-      <w:tblPr>
-        <w:tblW w:type="auto" w:w="0"/>
-        <w:jc w:val="center"/>
-        <w:tblLayout w:type="fixed"/>
-        <w:tblLook w:firstColumn="1" w:firstRow="1" w:lastColumn="0" w:lastRow="0" w:noHBand="0" w:noVBand="1" w:val="04A0"/>
-        <w:tblBorders>
-          <w:top w:val="single" w:sz="4" w:color="D9D9D9"/>
-          <w:left w:val="single" w:sz="4" w:color="D9D9D9"/>
-          <w:bottom w:val="single" w:sz="4" w:color="D9D9D9"/>
-          <w:right w:val="single" w:sz="4" w:color="D9D9D9"/>
-          <w:insideH w:val="single" w:sz="4" w:color="D9D9D9"/>
-          <w:insideV w:val="single" w:sz="4" w:color="D9D9D9"/>
-        </w:tblBorders>
-        <w:tblCellMar>
-          <w:top w:w="85" w:type="dxa"/>
-          <w:bottom w:w="85" w:type="dxa"/>
-          <w:left w:w="100" w:type="dxa"/>
-          <w:right w:w="100" w:type="dxa"/>
-        </w:tblCellMar>
-      </w:tblPr>
-      <w:tblGrid>
-        <w:gridCol w:w="2044"/>
-        <w:gridCol w:w="2044"/>
-        <w:gridCol w:w="5560"/>
-      </w:tblGrid>
-      <w:tr>
-        <w:trPr>
-          <w:tblHeader/>
-          <w:cantSplit/>
-        </w:trPr>
-        <w:tc>
-          <w:tcPr>
-            <w:tcW w:type="dxa" w:w="2044"/>
-            <w:vAlign w:val="center"/>
-            <w:shd w:fill="404040"/>
-          </w:tcPr>
-          <w:p>
-            <w:pPr>
-              <w:keepNext w:val="0"/>
-              <w:spacing w:line="252" w:lineRule="auto" w:after="0"/>
-            </w:pPr>
-            <w:r>
-              <w:rPr>
-                <w:b/>
-                <w:color w:val="FFFFFF"/>
-                <w:sz w:val="19"/>
-              </w:rPr>
-              <w:t>Integrante</w:t>
-            </w:r>
-          </w:p>
-        </w:tc>
-        <w:tc>
-          <w:tcPr>
-            <w:tcW w:type="dxa" w:w="2044"/>
-            <w:vAlign w:val="center"/>
-            <w:shd w:fill="404040"/>
-          </w:tcPr>
-          <w:p>
-            <w:pPr>
-              <w:keepNext w:val="0"/>
-              <w:spacing w:line="252" w:lineRule="auto" w:after="0"/>
-            </w:pPr>
-            <w:r>
-              <w:rPr>
-                <w:b/>
-                <w:color w:val="FFFFFF"/>
-                <w:sz w:val="19"/>
-              </w:rPr>
-              <w:t>Rol</w:t>
-            </w:r>
-          </w:p>
-        </w:tc>
-        <w:tc>
-          <w:tcPr>
-            <w:tcW w:type="dxa" w:w="5560"/>
-            <w:vAlign w:val="center"/>
-            <w:shd w:fill="404040"/>
-          </w:tcPr>
-          <w:p>
-            <w:pPr>
-              <w:keepNext w:val="0"/>
-              <w:spacing w:line="252" w:lineRule="auto" w:after="0"/>
-            </w:pPr>
-            <w:r>
-              <w:rPr>
-                <w:b/>
-                <w:color w:val="FFFFFF"/>
-                <w:sz w:val="19"/>
-              </w:rPr>
-              <w:t>Responsabilidad principal</w:t>
-            </w:r>
-          </w:p>
-        </w:tc>
-      </w:tr>
-      <w:tr>
-        <w:trPr>
-          <w:cantSplit/>
-        </w:trPr>
-        <w:tc>
-          <w:tcPr>
-            <w:tcW w:type="dxa" w:w="2044"/>
-            <w:vAlign w:val="center"/>
-            <w:shd w:fill="FFFFFF"/>
-          </w:tcPr>
-          <w:p>
-            <w:pPr>
-              <w:keepNext w:val="0"/>
-              <w:spacing w:line="252" w:lineRule="auto" w:after="0"/>
-            </w:pPr>
-            <w:r>
-              <w:rPr>
-                <w:b w:val="0"/>
-                <w:color w:val="000000"/>
-                <w:sz w:val="19"/>
-              </w:rPr>
-              <w:t>Alexander Patiño</w:t>
-            </w:r>
-          </w:p>
-        </w:tc>
-        <w:tc>
-          <w:tcPr>
-            <w:tcW w:type="dxa" w:w="2044"/>
-            <w:vAlign w:val="center"/>
-            <w:shd w:fill="FFFFFF"/>
-          </w:tcPr>
-          <w:p>
-            <w:pPr>
-              <w:keepNext w:val="0"/>
-              <w:spacing w:line="252" w:lineRule="auto" w:after="0"/>
-              <w:jc w:val="center"/>
-            </w:pPr>
-            <w:r>
-              <w:rPr>
-                <w:b w:val="0"/>
-                <w:color w:val="000000"/>
-                <w:sz w:val="19"/>
-              </w:rPr>
-              <w:t>Product Owner</w:t>
-            </w:r>
-          </w:p>
-        </w:tc>
-        <w:tc>
-          <w:tcPr>
-            <w:tcW w:type="dxa" w:w="5560"/>
-            <w:vAlign w:val="center"/>
-            <w:shd w:fill="FFFFFF"/>
-          </w:tcPr>
-          <w:p>
-            <w:pPr>
-              <w:keepNext w:val="0"/>
-              <w:spacing w:line="252" w:lineRule="auto" w:after="0"/>
-            </w:pPr>
-            <w:r>
-              <w:rPr>
-                <w:b w:val="0"/>
-                <w:color w:val="000000"/>
-                <w:sz w:val="19"/>
-              </w:rPr>
-              <w:t>Ordenar el Product Backlog, priorizar valor y validar criterios de aceptación.</w:t>
-            </w:r>
-          </w:p>
-        </w:tc>
-      </w:tr>
-      <w:tr>
-        <w:trPr>
-          <w:cantSplit/>
-        </w:trPr>
-        <w:tc>
-          <w:tcPr>
-            <w:tcW w:type="dxa" w:w="2044"/>
-            <w:vAlign w:val="center"/>
-            <w:shd w:fill="F4F4F4"/>
-          </w:tcPr>
-          <w:p>
-            <w:pPr>
-              <w:keepNext w:val="0"/>
-              <w:spacing w:line="252" w:lineRule="auto" w:after="0"/>
-            </w:pPr>
-            <w:r>
-              <w:rPr>
-                <w:b w:val="0"/>
-                <w:color w:val="000000"/>
-                <w:sz w:val="19"/>
-              </w:rPr>
-              <w:t>Samuel Solís</w:t>
-            </w:r>
-          </w:p>
-        </w:tc>
-        <w:tc>
-          <w:tcPr>
-            <w:tcW w:type="dxa" w:w="2044"/>
-            <w:vAlign w:val="center"/>
-            <w:shd w:fill="F4F4F4"/>
-          </w:tcPr>
-          <w:p>
-            <w:pPr>
-              <w:keepNext w:val="0"/>
-              <w:spacing w:line="252" w:lineRule="auto" w:after="0"/>
-              <w:jc w:val="center"/>
-            </w:pPr>
-            <w:r>
-              <w:rPr>
-                <w:b w:val="0"/>
-                <w:color w:val="000000"/>
-                <w:sz w:val="19"/>
-              </w:rPr>
-              <w:t>Scrum Master</w:t>
-            </w:r>
-          </w:p>
-        </w:tc>
-        <w:tc>
-          <w:tcPr>
-            <w:tcW w:type="dxa" w:w="5560"/>
-            <w:vAlign w:val="center"/>
-            <w:shd w:fill="F4F4F4"/>
-          </w:tcPr>
-          <w:p>
-            <w:pPr>
-              <w:keepNext w:val="0"/>
-              <w:spacing w:line="252" w:lineRule="auto" w:after="0"/>
-            </w:pPr>
-            <w:r>
-              <w:rPr>
-                <w:b w:val="0"/>
-                <w:color w:val="000000"/>
-                <w:sz w:val="19"/>
-              </w:rPr>
-              <w:t>Facilitar Scrum, seguimiento, impedimentos y mejora continua.</w:t>
-            </w:r>
-          </w:p>
-        </w:tc>
-      </w:tr>
-      <w:tr>
-        <w:trPr>
-          <w:cantSplit/>
-        </w:trPr>
-        <w:tc>
-          <w:tcPr>
-            <w:tcW w:type="dxa" w:w="2044"/>
-            <w:vAlign w:val="center"/>
-            <w:shd w:fill="FFFFFF"/>
-          </w:tcPr>
-          <w:p>
-            <w:pPr>
-              <w:keepNext w:val="0"/>
-              <w:spacing w:line="252" w:lineRule="auto" w:after="0"/>
-            </w:pPr>
-            <w:r>
-              <w:rPr>
-                <w:b w:val="0"/>
-                <w:color w:val="000000"/>
-                <w:sz w:val="19"/>
-              </w:rPr>
-              <w:t>Camilo González</w:t>
-            </w:r>
-          </w:p>
-        </w:tc>
-        <w:tc>
-          <w:tcPr>
-            <w:tcW w:type="dxa" w:w="2044"/>
-            <w:vAlign w:val="center"/>
-            <w:shd w:fill="FFFFFF"/>
-          </w:tcPr>
-          <w:p>
-            <w:pPr>
-              <w:keepNext w:val="0"/>
-              <w:spacing w:line="252" w:lineRule="auto" w:after="0"/>
-              <w:jc w:val="center"/>
-            </w:pPr>
-            <w:r>
-              <w:rPr>
-                <w:b w:val="0"/>
-                <w:color w:val="000000"/>
-                <w:sz w:val="19"/>
-              </w:rPr>
-              <w:t>Developer</w:t>
-            </w:r>
-          </w:p>
-        </w:tc>
-        <w:tc>
-          <w:tcPr>
-            <w:tcW w:type="dxa" w:w="5560"/>
-            <w:vAlign w:val="center"/>
-            <w:shd w:fill="FFFFFF"/>
-          </w:tcPr>
-          <w:p>
-            <w:pPr>
-              <w:keepNext w:val="0"/>
-              <w:spacing w:line="252" w:lineRule="auto" w:after="0"/>
-            </w:pPr>
-            <w:r>
-              <w:rPr>
-                <w:b w:val="0"/>
-                <w:color w:val="000000"/>
-                <w:sz w:val="19"/>
-              </w:rPr>
-              <w:t>Implementación, integración, pruebas técnicas y soporte documental.</w:t>
-            </w:r>
-          </w:p>
-        </w:tc>
-      </w:tr>
-    </w:tbl>
-    <w:p>
-      <w:pPr>
-        <w:spacing w:after="20"/>
-      </w:pPr>
-    </w:p>
-    <w:p>
-      <w:r>
-        <w:t>Los miembros ya se encuentran asignados realmente a las tarjetas correspondientes en Trello. La línea “Agregar como miembro” se conserva en algunas descripciones como guía histórica, pero la asignación real del tablero es la referencia operativa.</w:t>
-      </w:r>
-    </w:p>
-    <w:p>
-      <w:pPr>
-        <w:pStyle w:val="Heading2"/>
-      </w:pPr>
-      <w:bookmarkStart w:id="7" w:name="h7"/>
-      <w:r>
-        <w:t>5.2 Product Goal</w:t>
-      </w:r>
-      <w:bookmarkEnd w:id="7"/>
-    </w:p>
-    <w:p>
-      <w:r>
-        <w:t xml:space="preserve">Entregar una </w:t>
-      </w:r>
-      <w:r>
-        <w:rPr>
-          <w:b/>
-        </w:rPr>
-        <w:t>PWA SaaS para almacenes y minimarkets</w:t>
-      </w:r>
-      <w:r>
-        <w:t xml:space="preserve"> que permita gestionar ventas, inventario, clientes, caja, compras y reportes desde una interfaz simple, usable y segura.</w:t>
-      </w:r>
-    </w:p>
-    <w:p>
-      <w:r>
-        <w:t xml:space="preserve">El Product Backlog se ordena por valor, riesgo y dependencia. Un elemento pasa a un Sprint únicamente durante el </w:t>
-      </w:r>
-      <w:r>
-        <w:rPr>
-          <w:b/>
-        </w:rPr>
-        <w:t>Sprint Planning</w:t>
-      </w:r>
-      <w:r>
-        <w:t>.</w:t>
-      </w:r>
-    </w:p>
-    <w:p>
-      <w:pPr>
-        <w:pStyle w:val="Heading2"/>
-      </w:pPr>
-      <w:bookmarkStart w:id="8" w:name="h8"/>
-      <w:r>
-        <w:t>5.3 Definition of Done</w:t>
-      </w:r>
-      <w:bookmarkEnd w:id="8"/>
-    </w:p>
-    <w:p>
-      <w:r>
-        <w:t xml:space="preserve">Un Product Backlog Item se considera </w:t>
-      </w:r>
-      <w:r>
-        <w:rPr>
-          <w:b/>
-        </w:rPr>
-        <w:t>Hecho</w:t>
-      </w:r>
-      <w:r>
-        <w:t xml:space="preserve"> cuando:</w:t>
-      </w:r>
-    </w:p>
-    <w:p>
-      <w:pPr>
-        <w:pStyle w:val="ListBullet"/>
-        <w:spacing w:after="80"/>
-      </w:pPr>
-      <w:r>
-        <w:t>cumple sus criterios de aceptación;</w:t>
-      </w:r>
-    </w:p>
-    <w:p>
-      <w:pPr>
-        <w:pStyle w:val="ListBullet"/>
-        <w:spacing w:after="80"/>
-      </w:pPr>
-      <w:r>
-        <w:t>la funcionalidad está integrada y usable;</w:t>
-      </w:r>
-    </w:p>
-    <w:p>
-      <w:pPr>
-        <w:pStyle w:val="ListBullet"/>
-        <w:spacing w:after="80"/>
-      </w:pPr>
-      <w:r>
-        <w:t>las pruebas necesarias se ejecutaron satisfactoriamente;</w:t>
-      </w:r>
-    </w:p>
-    <w:p>
-      <w:pPr>
-        <w:pStyle w:val="ListBullet"/>
-        <w:spacing w:after="80"/>
-      </w:pPr>
-      <w:r>
-        <w:t>no quedan defectos críticos conocidos que invaliden el resultado;</w:t>
-      </w:r>
-    </w:p>
-    <w:p>
-      <w:pPr>
-        <w:pStyle w:val="ListBullet"/>
-        <w:spacing w:after="80"/>
-      </w:pPr>
-      <w:r>
-        <w:t>permisos y seguridad fueron revisados cuando corresponde;</w:t>
-      </w:r>
-    </w:p>
-    <w:p>
-      <w:pPr>
-        <w:pStyle w:val="ListBullet"/>
-        <w:spacing w:after="80"/>
-      </w:pPr>
-      <w:r>
-        <w:t>responsive/PWA fue revisado cuando corresponde;</w:t>
-      </w:r>
-    </w:p>
-    <w:p>
-      <w:pPr>
-        <w:pStyle w:val="ListBullet"/>
-        <w:spacing w:after="80"/>
-      </w:pPr>
-      <w:r>
-        <w:t>la documentación afectada fue actualizada;</w:t>
-      </w:r>
-    </w:p>
-    <w:p>
-      <w:pPr>
-        <w:pStyle w:val="ListBullet"/>
-        <w:spacing w:after="80"/>
-      </w:pPr>
-      <w:r>
-        <w:t>el incremento puede demostrarse en Sprint Review.</w:t>
-      </w:r>
-    </w:p>
-    <w:p>
-      <w:pPr>
-        <w:pStyle w:val="Heading2"/>
-      </w:pPr>
-      <w:bookmarkStart w:id="9" w:name="h9"/>
-      <w:r>
-        <w:t>5.4 Product Backlog vigente</w:t>
-      </w:r>
-      <w:bookmarkEnd w:id="9"/>
-    </w:p>
-    <w:p>
-      <w:r>
-        <w:t xml:space="preserve">Al 03-10-2026 el tablero </w:t>
-      </w:r>
-      <w:r>
-        <w:rPr>
-          <w:b/>
-        </w:rPr>
-        <w:t>00 · Product Backlog · Localito</w:t>
-      </w:r>
-      <w:r>
-        <w:t xml:space="preserve"> contiene 24 tarjetas: Product Goal, Definition of Done y 22 elementos todavía no comprometidos a un Sprint.</w:t>
-      </w:r>
-    </w:p>
-    <w:tbl>
-      <w:tblPr>
-        <w:tblW w:type="auto" w:w="0"/>
-        <w:jc w:val="center"/>
-        <w:tblLayout w:type="fixed"/>
-        <w:tblLook w:firstColumn="1" w:firstRow="1" w:lastColumn="0" w:lastRow="0" w:noHBand="0" w:noVBand="1" w:val="04A0"/>
-        <w:tblBorders>
-          <w:top w:val="single" w:sz="4" w:color="D9D9D9"/>
-          <w:left w:val="single" w:sz="4" w:color="D9D9D9"/>
-          <w:bottom w:val="single" w:sz="4" w:color="D9D9D9"/>
-          <w:right w:val="single" w:sz="4" w:color="D9D9D9"/>
-          <w:insideH w:val="single" w:sz="4" w:color="D9D9D9"/>
-          <w:insideV w:val="single" w:sz="4" w:color="D9D9D9"/>
-        </w:tblBorders>
-        <w:tblCellMar>
-          <w:top w:w="85" w:type="dxa"/>
-          <w:bottom w:w="85" w:type="dxa"/>
-          <w:left w:w="100" w:type="dxa"/>
-          <w:right w:w="100" w:type="dxa"/>
-        </w:tblCellMar>
-      </w:tblPr>
-      <w:tblGrid>
-        <w:gridCol w:w="1656"/>
-        <w:gridCol w:w="2664"/>
-        <w:gridCol w:w="2664"/>
-        <w:gridCol w:w="2664"/>
-      </w:tblGrid>
-      <w:tr>
-        <w:trPr>
-          <w:tblHeader/>
-          <w:cantSplit/>
-        </w:trPr>
-        <w:tc>
-          <w:tcPr>
-            <w:tcW w:type="dxa" w:w="1656"/>
-            <w:vAlign w:val="center"/>
-            <w:shd w:fill="404040"/>
-          </w:tcPr>
-          <w:p>
-            <w:pPr>
-              <w:keepNext w:val="0"/>
-              <w:spacing w:line="252" w:lineRule="auto" w:after="0"/>
-            </w:pPr>
-            <w:r>
-              <w:rPr>
-                <w:b/>
-                <w:color w:val="FFFFFF"/>
-                <w:sz w:val="19"/>
-              </w:rPr>
-              <w:t>ID</w:t>
-            </w:r>
-          </w:p>
-        </w:tc>
-        <w:tc>
-          <w:tcPr>
-            <w:tcW w:type="dxa" w:w="2664"/>
-            <w:vAlign w:val="center"/>
-            <w:shd w:fill="404040"/>
-          </w:tcPr>
-          <w:p>
-            <w:pPr>
-              <w:keepNext w:val="0"/>
-              <w:spacing w:line="252" w:lineRule="auto" w:after="0"/>
-            </w:pPr>
-            <w:r>
-              <w:rPr>
-                <w:b/>
-                <w:color w:val="FFFFFF"/>
-                <w:sz w:val="19"/>
-              </w:rPr>
-              <w:t>Elemento</w:t>
-            </w:r>
-          </w:p>
-        </w:tc>
-        <w:tc>
-          <w:tcPr>
-            <w:tcW w:type="dxa" w:w="2664"/>
-            <w:vAlign w:val="center"/>
-            <w:shd w:fill="404040"/>
-          </w:tcPr>
-          <w:p>
-            <w:pPr>
-              <w:keepNext w:val="0"/>
-              <w:spacing w:line="252" w:lineRule="auto" w:after="0"/>
-            </w:pPr>
-            <w:r>
-              <w:rPr>
-                <w:b/>
-                <w:color w:val="FFFFFF"/>
-                <w:sz w:val="19"/>
-              </w:rPr>
-              <w:t>Responsable actual</w:t>
-            </w:r>
-          </w:p>
-        </w:tc>
-        <w:tc>
-          <w:tcPr>
-            <w:tcW w:type="dxa" w:w="2664"/>
-            <w:vAlign w:val="center"/>
-            <w:shd w:fill="404040"/>
-          </w:tcPr>
-          <w:p>
-            <w:pPr>
-              <w:keepNext w:val="0"/>
-              <w:spacing w:line="252" w:lineRule="auto" w:after="0"/>
-            </w:pPr>
-            <w:r>
-              <w:rPr>
-                <w:b/>
-                <w:color w:val="FFFFFF"/>
-                <w:sz w:val="19"/>
-              </w:rPr>
-              <w:t>Estado</w:t>
-            </w:r>
-          </w:p>
-        </w:tc>
-      </w:tr>
-      <w:tr>
-        <w:trPr>
-          <w:cantSplit/>
-        </w:trPr>
-        <w:tc>
-          <w:tcPr>
-            <w:tcW w:type="dxa" w:w="1656"/>
-            <w:vAlign w:val="center"/>
-            <w:shd w:fill="FFFFFF"/>
-          </w:tcPr>
-          <w:p>
-            <w:pPr>
-              <w:keepNext w:val="0"/>
-              <w:spacing w:line="252" w:lineRule="auto" w:after="0"/>
-            </w:pPr>
-            <w:r>
-              <w:rPr>
-                <w:b w:val="0"/>
-                <w:color w:val="000000"/>
-                <w:sz w:val="19"/>
-              </w:rPr>
-              <w:t>HU-19</w:t>
-            </w:r>
-          </w:p>
-        </w:tc>
-        <w:tc>
-          <w:tcPr>
-            <w:tcW w:type="dxa" w:w="2664"/>
-            <w:vAlign w:val="center"/>
-            <w:shd w:fill="FFFFFF"/>
-          </w:tcPr>
-          <w:p>
-            <w:pPr>
-              <w:keepNext w:val="0"/>
-              <w:spacing w:line="252" w:lineRule="auto" w:after="0"/>
-            </w:pPr>
-            <w:r>
-              <w:rPr>
-                <w:b w:val="0"/>
-                <w:color w:val="000000"/>
-                <w:sz w:val="19"/>
-              </w:rPr>
-              <w:t>Registrar clientes</w:t>
-            </w:r>
-          </w:p>
-        </w:tc>
-        <w:tc>
-          <w:tcPr>
-            <w:tcW w:type="dxa" w:w="2664"/>
-            <w:vAlign w:val="center"/>
-            <w:shd w:fill="FFFFFF"/>
-          </w:tcPr>
-          <w:p>
-            <w:pPr>
-              <w:keepNext w:val="0"/>
-              <w:spacing w:line="252" w:lineRule="auto" w:after="0"/>
-              <w:jc w:val="center"/>
-            </w:pPr>
-            <w:r>
-              <w:rPr>
-                <w:b w:val="0"/>
-                <w:color w:val="000000"/>
-                <w:sz w:val="19"/>
-              </w:rPr>
-              <w:t>Alexander</w:t>
-            </w:r>
-          </w:p>
-        </w:tc>
-        <w:tc>
-          <w:tcPr>
-            <w:tcW w:type="dxa" w:w="2664"/>
-            <w:vAlign w:val="center"/>
-            <w:shd w:fill="FFFFFF"/>
-          </w:tcPr>
-          <w:p>
-            <w:pPr>
-              <w:keepNext w:val="0"/>
-              <w:spacing w:line="252" w:lineRule="auto" w:after="0"/>
-              <w:jc w:val="center"/>
-            </w:pPr>
-            <w:r>
-              <w:rPr>
-                <w:b w:val="0"/>
-                <w:color w:val="000000"/>
-                <w:sz w:val="19"/>
-              </w:rPr>
-              <w:t>Product Backlog</w:t>
-            </w:r>
-          </w:p>
-        </w:tc>
-      </w:tr>
-      <w:tr>
-        <w:trPr>
-          <w:cantSplit/>
-        </w:trPr>
-        <w:tc>
-          <w:tcPr>
-            <w:tcW w:type="dxa" w:w="1656"/>
-            <w:vAlign w:val="center"/>
-            <w:shd w:fill="F4F4F4"/>
-          </w:tcPr>
-          <w:p>
-            <w:pPr>
-              <w:keepNext w:val="0"/>
-              <w:spacing w:line="252" w:lineRule="auto" w:after="0"/>
-            </w:pPr>
-            <w:r>
-              <w:rPr>
-                <w:b w:val="0"/>
-                <w:color w:val="000000"/>
-                <w:sz w:val="19"/>
-              </w:rPr>
-              <w:t>HU-20</w:t>
-            </w:r>
-          </w:p>
-        </w:tc>
-        <w:tc>
-          <w:tcPr>
-            <w:tcW w:type="dxa" w:w="2664"/>
-            <w:vAlign w:val="center"/>
-            <w:shd w:fill="F4F4F4"/>
-          </w:tcPr>
-          <w:p>
-            <w:pPr>
-              <w:keepNext w:val="0"/>
-              <w:spacing w:line="252" w:lineRule="auto" w:after="0"/>
-            </w:pPr>
-            <w:r>
-              <w:rPr>
-                <w:b w:val="0"/>
-                <w:color w:val="000000"/>
-                <w:sz w:val="19"/>
-              </w:rPr>
-              <w:t>Registrar ventas fiadas</w:t>
-            </w:r>
-          </w:p>
-        </w:tc>
-        <w:tc>
-          <w:tcPr>
-            <w:tcW w:type="dxa" w:w="2664"/>
-            <w:vAlign w:val="center"/>
-            <w:shd w:fill="F4F4F4"/>
-          </w:tcPr>
-          <w:p>
-            <w:pPr>
-              <w:keepNext w:val="0"/>
-              <w:spacing w:line="252" w:lineRule="auto" w:after="0"/>
-              <w:jc w:val="center"/>
-            </w:pPr>
-            <w:r>
-              <w:rPr>
-                <w:b w:val="0"/>
-                <w:color w:val="000000"/>
-                <w:sz w:val="19"/>
-              </w:rPr>
-              <w:t>Alexander</w:t>
-            </w:r>
-          </w:p>
-        </w:tc>
-        <w:tc>
-          <w:tcPr>
-            <w:tcW w:type="dxa" w:w="2664"/>
-            <w:vAlign w:val="center"/>
-            <w:shd w:fill="F4F4F4"/>
-          </w:tcPr>
-          <w:p>
-            <w:pPr>
-              <w:keepNext w:val="0"/>
-              <w:spacing w:line="252" w:lineRule="auto" w:after="0"/>
-              <w:jc w:val="center"/>
-            </w:pPr>
-            <w:r>
-              <w:rPr>
-                <w:b w:val="0"/>
-                <w:color w:val="000000"/>
-                <w:sz w:val="19"/>
-              </w:rPr>
-              <w:t>Product Backlog</w:t>
-            </w:r>
-          </w:p>
-        </w:tc>
-      </w:tr>
-      <w:tr>
-        <w:trPr>
-          <w:cantSplit/>
-        </w:trPr>
-        <w:tc>
-          <w:tcPr>
-            <w:tcW w:type="dxa" w:w="1656"/>
-            <w:vAlign w:val="center"/>
-            <w:shd w:fill="FFFFFF"/>
-          </w:tcPr>
-          <w:p>
-            <w:pPr>
-              <w:keepNext w:val="0"/>
-              <w:spacing w:line="252" w:lineRule="auto" w:after="0"/>
-            </w:pPr>
-            <w:r>
-              <w:rPr>
-                <w:b w:val="0"/>
-                <w:color w:val="000000"/>
-                <w:sz w:val="19"/>
-              </w:rPr>
-              <w:t>HU-21</w:t>
-            </w:r>
-          </w:p>
-        </w:tc>
-        <w:tc>
-          <w:tcPr>
-            <w:tcW w:type="dxa" w:w="2664"/>
-            <w:vAlign w:val="center"/>
-            <w:shd w:fill="FFFFFF"/>
-          </w:tcPr>
-          <w:p>
-            <w:pPr>
-              <w:keepNext w:val="0"/>
-              <w:spacing w:line="252" w:lineRule="auto" w:after="0"/>
-            </w:pPr>
-            <w:r>
-              <w:rPr>
-                <w:b w:val="0"/>
-                <w:color w:val="000000"/>
-                <w:sz w:val="19"/>
-              </w:rPr>
-              <w:t>Registrar abonos y pagos de deuda</w:t>
-            </w:r>
-          </w:p>
-        </w:tc>
-        <w:tc>
-          <w:tcPr>
-            <w:tcW w:type="dxa" w:w="2664"/>
-            <w:vAlign w:val="center"/>
-            <w:shd w:fill="FFFFFF"/>
-          </w:tcPr>
-          <w:p>
-            <w:pPr>
-              <w:keepNext w:val="0"/>
-              <w:spacing w:line="252" w:lineRule="auto" w:after="0"/>
-              <w:jc w:val="center"/>
-            </w:pPr>
-            <w:r>
-              <w:rPr>
-                <w:b w:val="0"/>
-                <w:color w:val="000000"/>
-                <w:sz w:val="19"/>
-              </w:rPr>
-              <w:t>Alexander</w:t>
-            </w:r>
-          </w:p>
-        </w:tc>
-        <w:tc>
-          <w:tcPr>
-            <w:tcW w:type="dxa" w:w="2664"/>
-            <w:vAlign w:val="center"/>
-            <w:shd w:fill="FFFFFF"/>
-          </w:tcPr>
-          <w:p>
-            <w:pPr>
-              <w:keepNext w:val="0"/>
-              <w:spacing w:line="252" w:lineRule="auto" w:after="0"/>
-              <w:jc w:val="center"/>
-            </w:pPr>
-            <w:r>
-              <w:rPr>
-                <w:b w:val="0"/>
-                <w:color w:val="000000"/>
-                <w:sz w:val="19"/>
-              </w:rPr>
-              <w:t>Product Backlog</w:t>
-            </w:r>
-          </w:p>
-        </w:tc>
-      </w:tr>
-      <w:tr>
-        <w:trPr>
-          <w:cantSplit/>
-        </w:trPr>
-        <w:tc>
-          <w:tcPr>
-            <w:tcW w:type="dxa" w:w="1656"/>
-            <w:vAlign w:val="center"/>
-            <w:shd w:fill="F4F4F4"/>
-          </w:tcPr>
-          <w:p>
-            <w:pPr>
-              <w:keepNext w:val="0"/>
-              <w:spacing w:line="252" w:lineRule="auto" w:after="0"/>
-            </w:pPr>
-            <w:r>
-              <w:rPr>
-                <w:b w:val="0"/>
-                <w:color w:val="000000"/>
-                <w:sz w:val="19"/>
-              </w:rPr>
-              <w:t>HU-22</w:t>
-            </w:r>
-          </w:p>
-        </w:tc>
-        <w:tc>
-          <w:tcPr>
-            <w:tcW w:type="dxa" w:w="2664"/>
-            <w:vAlign w:val="center"/>
-            <w:shd w:fill="F4F4F4"/>
-          </w:tcPr>
-          <w:p>
-            <w:pPr>
-              <w:keepNext w:val="0"/>
-              <w:spacing w:line="252" w:lineRule="auto" w:after="0"/>
-            </w:pPr>
-            <w:r>
-              <w:rPr>
-                <w:b w:val="0"/>
-                <w:color w:val="000000"/>
-                <w:sz w:val="19"/>
-              </w:rPr>
-              <w:t>Consultar saldo y estado de cuenta</w:t>
-            </w:r>
-          </w:p>
-        </w:tc>
-        <w:tc>
-          <w:tcPr>
-            <w:tcW w:type="dxa" w:w="2664"/>
-            <w:vAlign w:val="center"/>
-            <w:shd w:fill="F4F4F4"/>
-          </w:tcPr>
-          <w:p>
-            <w:pPr>
-              <w:keepNext w:val="0"/>
-              <w:spacing w:line="252" w:lineRule="auto" w:after="0"/>
-              <w:jc w:val="center"/>
-            </w:pPr>
-            <w:r>
-              <w:rPr>
-                <w:b w:val="0"/>
-                <w:color w:val="000000"/>
-                <w:sz w:val="19"/>
-              </w:rPr>
-              <w:t>Alexander</w:t>
-            </w:r>
-          </w:p>
-        </w:tc>
-        <w:tc>
-          <w:tcPr>
-            <w:tcW w:type="dxa" w:w="2664"/>
-            <w:vAlign w:val="center"/>
-            <w:shd w:fill="F4F4F4"/>
-          </w:tcPr>
-          <w:p>
-            <w:pPr>
-              <w:keepNext w:val="0"/>
-              <w:spacing w:line="252" w:lineRule="auto" w:after="0"/>
-              <w:jc w:val="center"/>
-            </w:pPr>
-            <w:r>
-              <w:rPr>
-                <w:b w:val="0"/>
-                <w:color w:val="000000"/>
-                <w:sz w:val="19"/>
-              </w:rPr>
-              <w:t>Product Backlog</w:t>
-            </w:r>
-          </w:p>
-        </w:tc>
-      </w:tr>
-      <w:tr>
-        <w:trPr>
-          <w:cantSplit/>
-        </w:trPr>
-        <w:tc>
-          <w:tcPr>
-            <w:tcW w:type="dxa" w:w="1656"/>
-            <w:vAlign w:val="center"/>
-            <w:shd w:fill="FFFFFF"/>
-          </w:tcPr>
-          <w:p>
-            <w:pPr>
-              <w:keepNext w:val="0"/>
-              <w:spacing w:line="252" w:lineRule="auto" w:after="0"/>
-            </w:pPr>
-            <w:r>
-              <w:rPr>
-                <w:b w:val="0"/>
-                <w:color w:val="000000"/>
-                <w:sz w:val="19"/>
-              </w:rPr>
-              <w:t>HU-23</w:t>
-            </w:r>
-          </w:p>
-        </w:tc>
-        <w:tc>
-          <w:tcPr>
-            <w:tcW w:type="dxa" w:w="2664"/>
-            <w:vAlign w:val="center"/>
-            <w:shd w:fill="FFFFFF"/>
-          </w:tcPr>
-          <w:p>
-            <w:pPr>
-              <w:keepNext w:val="0"/>
-              <w:spacing w:line="252" w:lineRule="auto" w:after="0"/>
-            </w:pPr>
-            <w:r>
-              <w:rPr>
-                <w:b w:val="0"/>
-                <w:color w:val="000000"/>
-                <w:sz w:val="19"/>
-              </w:rPr>
-              <w:t>Gestionar devoluciones y anulaciones</w:t>
-            </w:r>
-          </w:p>
-        </w:tc>
-        <w:tc>
-          <w:tcPr>
-            <w:tcW w:type="dxa" w:w="2664"/>
-            <w:vAlign w:val="center"/>
-            <w:shd w:fill="FFFFFF"/>
-          </w:tcPr>
-          <w:p>
-            <w:pPr>
-              <w:keepNext w:val="0"/>
-              <w:spacing w:line="252" w:lineRule="auto" w:after="0"/>
-              <w:jc w:val="center"/>
-            </w:pPr>
-            <w:r>
-              <w:rPr>
-                <w:b w:val="0"/>
-                <w:color w:val="000000"/>
-                <w:sz w:val="19"/>
-              </w:rPr>
-              <w:t>Alexander</w:t>
-            </w:r>
-          </w:p>
-        </w:tc>
-        <w:tc>
-          <w:tcPr>
-            <w:tcW w:type="dxa" w:w="2664"/>
-            <w:vAlign w:val="center"/>
-            <w:shd w:fill="FFFFFF"/>
-          </w:tcPr>
-          <w:p>
-            <w:pPr>
-              <w:keepNext w:val="0"/>
-              <w:spacing w:line="252" w:lineRule="auto" w:after="0"/>
-              <w:jc w:val="center"/>
-            </w:pPr>
-            <w:r>
-              <w:rPr>
-                <w:b w:val="0"/>
-                <w:color w:val="000000"/>
-                <w:sz w:val="19"/>
-              </w:rPr>
-              <w:t>Product Backlog</w:t>
-            </w:r>
-          </w:p>
-        </w:tc>
-      </w:tr>
-      <w:tr>
-        <w:trPr>
-          <w:cantSplit/>
-        </w:trPr>
-        <w:tc>
-          <w:tcPr>
-            <w:tcW w:type="dxa" w:w="1656"/>
-            <w:vAlign w:val="center"/>
-            <w:shd w:fill="F4F4F4"/>
-          </w:tcPr>
-          <w:p>
-            <w:pPr>
-              <w:keepNext w:val="0"/>
-              <w:spacing w:line="252" w:lineRule="auto" w:after="0"/>
-            </w:pPr>
-            <w:r>
-              <w:rPr>
-                <w:b w:val="0"/>
-                <w:color w:val="000000"/>
-                <w:sz w:val="19"/>
-              </w:rPr>
-              <w:t>HU-24</w:t>
-            </w:r>
-          </w:p>
-        </w:tc>
-        <w:tc>
-          <w:tcPr>
-            <w:tcW w:type="dxa" w:w="2664"/>
-            <w:vAlign w:val="center"/>
-            <w:shd w:fill="F4F4F4"/>
-          </w:tcPr>
-          <w:p>
-            <w:pPr>
-              <w:keepNext w:val="0"/>
-              <w:spacing w:line="252" w:lineRule="auto" w:after="0"/>
-            </w:pPr>
-            <w:r>
-              <w:rPr>
-                <w:b w:val="0"/>
-                <w:color w:val="000000"/>
-                <w:sz w:val="19"/>
-              </w:rPr>
-              <w:t>Auditar movimientos sensibles</w:t>
-            </w:r>
-          </w:p>
-        </w:tc>
-        <w:tc>
-          <w:tcPr>
-            <w:tcW w:type="dxa" w:w="2664"/>
-            <w:vAlign w:val="center"/>
-            <w:shd w:fill="F4F4F4"/>
-          </w:tcPr>
-          <w:p>
-            <w:pPr>
-              <w:keepNext w:val="0"/>
-              <w:spacing w:line="252" w:lineRule="auto" w:after="0"/>
-              <w:jc w:val="center"/>
-            </w:pPr>
-            <w:r>
-              <w:rPr>
-                <w:b w:val="0"/>
-                <w:color w:val="000000"/>
-                <w:sz w:val="19"/>
-              </w:rPr>
-              <w:t>Alexander</w:t>
-            </w:r>
-          </w:p>
-        </w:tc>
-        <w:tc>
-          <w:tcPr>
-            <w:tcW w:type="dxa" w:w="2664"/>
-            <w:vAlign w:val="center"/>
-            <w:shd w:fill="F4F4F4"/>
-          </w:tcPr>
-          <w:p>
-            <w:pPr>
-              <w:keepNext w:val="0"/>
-              <w:spacing w:line="252" w:lineRule="auto" w:after="0"/>
-              <w:jc w:val="center"/>
-            </w:pPr>
-            <w:r>
-              <w:rPr>
-                <w:b w:val="0"/>
-                <w:color w:val="000000"/>
-                <w:sz w:val="19"/>
-              </w:rPr>
-              <w:t>Product Backlog</w:t>
-            </w:r>
-          </w:p>
-        </w:tc>
-      </w:tr>
-      <w:tr>
-        <w:trPr>
-          <w:cantSplit/>
-        </w:trPr>
-        <w:tc>
-          <w:tcPr>
-            <w:tcW w:type="dxa" w:w="1656"/>
-            <w:vAlign w:val="center"/>
-            <w:shd w:fill="FFFFFF"/>
-          </w:tcPr>
-          <w:p>
-            <w:pPr>
-              <w:keepNext w:val="0"/>
-              <w:spacing w:line="252" w:lineRule="auto" w:after="0"/>
-            </w:pPr>
-            <w:r>
-              <w:rPr>
-                <w:b w:val="0"/>
-                <w:color w:val="000000"/>
-                <w:sz w:val="19"/>
-              </w:rPr>
-              <w:t>HU-25</w:t>
-            </w:r>
-          </w:p>
-        </w:tc>
-        <w:tc>
-          <w:tcPr>
-            <w:tcW w:type="dxa" w:w="2664"/>
-            <w:vAlign w:val="center"/>
-            <w:shd w:fill="FFFFFF"/>
-          </w:tcPr>
-          <w:p>
-            <w:pPr>
-              <w:keepNext w:val="0"/>
-              <w:spacing w:line="252" w:lineRule="auto" w:after="0"/>
-            </w:pPr>
-            <w:r>
-              <w:rPr>
-                <w:b w:val="0"/>
-                <w:color w:val="000000"/>
-                <w:sz w:val="19"/>
-              </w:rPr>
-              <w:t>Gestionar proveedores</w:t>
-            </w:r>
-          </w:p>
-        </w:tc>
-        <w:tc>
-          <w:tcPr>
-            <w:tcW w:type="dxa" w:w="2664"/>
-            <w:vAlign w:val="center"/>
-            <w:shd w:fill="FFFFFF"/>
-          </w:tcPr>
-          <w:p>
-            <w:pPr>
-              <w:keepNext w:val="0"/>
-              <w:spacing w:line="252" w:lineRule="auto" w:after="0"/>
-              <w:jc w:val="center"/>
-            </w:pPr>
-            <w:r>
-              <w:rPr>
-                <w:b w:val="0"/>
-                <w:color w:val="000000"/>
-                <w:sz w:val="19"/>
-              </w:rPr>
-              <w:t>Alexander</w:t>
-            </w:r>
-          </w:p>
-        </w:tc>
-        <w:tc>
-          <w:tcPr>
-            <w:tcW w:type="dxa" w:w="2664"/>
-            <w:vAlign w:val="center"/>
-            <w:shd w:fill="FFFFFF"/>
-          </w:tcPr>
-          <w:p>
-            <w:pPr>
-              <w:keepNext w:val="0"/>
-              <w:spacing w:line="252" w:lineRule="auto" w:after="0"/>
-              <w:jc w:val="center"/>
-            </w:pPr>
-            <w:r>
-              <w:rPr>
-                <w:b w:val="0"/>
-                <w:color w:val="000000"/>
-                <w:sz w:val="19"/>
-              </w:rPr>
-              <w:t>Product Backlog</w:t>
-            </w:r>
-          </w:p>
-        </w:tc>
-      </w:tr>
-      <w:tr>
-        <w:trPr>
-          <w:cantSplit/>
-        </w:trPr>
-        <w:tc>
-          <w:tcPr>
-            <w:tcW w:type="dxa" w:w="1656"/>
-            <w:vAlign w:val="center"/>
-            <w:shd w:fill="F4F4F4"/>
-          </w:tcPr>
-          <w:p>
-            <w:pPr>
-              <w:keepNext w:val="0"/>
-              <w:spacing w:line="252" w:lineRule="auto" w:after="0"/>
-            </w:pPr>
-            <w:r>
-              <w:rPr>
-                <w:b w:val="0"/>
-                <w:color w:val="000000"/>
-                <w:sz w:val="19"/>
-              </w:rPr>
-              <w:t>HU-26</w:t>
-            </w:r>
-          </w:p>
-        </w:tc>
-        <w:tc>
-          <w:tcPr>
-            <w:tcW w:type="dxa" w:w="2664"/>
-            <w:vAlign w:val="center"/>
-            <w:shd w:fill="F4F4F4"/>
-          </w:tcPr>
-          <w:p>
-            <w:pPr>
-              <w:keepNext w:val="0"/>
-              <w:spacing w:line="252" w:lineRule="auto" w:after="0"/>
-            </w:pPr>
-            <w:r>
-              <w:rPr>
-                <w:b w:val="0"/>
-                <w:color w:val="000000"/>
-                <w:sz w:val="19"/>
-              </w:rPr>
-              <w:t>Crear órdenes de compra</w:t>
-            </w:r>
-          </w:p>
-        </w:tc>
-        <w:tc>
-          <w:tcPr>
-            <w:tcW w:type="dxa" w:w="2664"/>
-            <w:vAlign w:val="center"/>
-            <w:shd w:fill="F4F4F4"/>
-          </w:tcPr>
-          <w:p>
-            <w:pPr>
-              <w:keepNext w:val="0"/>
-              <w:spacing w:line="252" w:lineRule="auto" w:after="0"/>
-              <w:jc w:val="center"/>
-            </w:pPr>
-            <w:r>
-              <w:rPr>
-                <w:b w:val="0"/>
-                <w:color w:val="000000"/>
-                <w:sz w:val="19"/>
-              </w:rPr>
-              <w:t>Alexander</w:t>
-            </w:r>
-          </w:p>
-        </w:tc>
-        <w:tc>
-          <w:tcPr>
-            <w:tcW w:type="dxa" w:w="2664"/>
-            <w:vAlign w:val="center"/>
-            <w:shd w:fill="F4F4F4"/>
-          </w:tcPr>
-          <w:p>
-            <w:pPr>
-              <w:keepNext w:val="0"/>
-              <w:spacing w:line="252" w:lineRule="auto" w:after="0"/>
-              <w:jc w:val="center"/>
-            </w:pPr>
-            <w:r>
-              <w:rPr>
-                <w:b w:val="0"/>
-                <w:color w:val="000000"/>
-                <w:sz w:val="19"/>
-              </w:rPr>
-              <w:t>Product Backlog</w:t>
-            </w:r>
-          </w:p>
-        </w:tc>
-      </w:tr>
-      <w:tr>
-        <w:trPr>
-          <w:cantSplit/>
-        </w:trPr>
-        <w:tc>
-          <w:tcPr>
-            <w:tcW w:type="dxa" w:w="1656"/>
-            <w:vAlign w:val="center"/>
-            <w:shd w:fill="FFFFFF"/>
-          </w:tcPr>
-          <w:p>
-            <w:pPr>
-              <w:keepNext w:val="0"/>
-              <w:spacing w:line="252" w:lineRule="auto" w:after="0"/>
-            </w:pPr>
-            <w:r>
-              <w:rPr>
-                <w:b w:val="0"/>
-                <w:color w:val="000000"/>
-                <w:sz w:val="19"/>
-              </w:rPr>
-              <w:t>HU-27</w:t>
-            </w:r>
-          </w:p>
-        </w:tc>
-        <w:tc>
-          <w:tcPr>
-            <w:tcW w:type="dxa" w:w="2664"/>
-            <w:vAlign w:val="center"/>
-            <w:shd w:fill="FFFFFF"/>
-          </w:tcPr>
-          <w:p>
-            <w:pPr>
-              <w:keepNext w:val="0"/>
-              <w:spacing w:line="252" w:lineRule="auto" w:after="0"/>
-            </w:pPr>
-            <w:r>
-              <w:rPr>
-                <w:b w:val="0"/>
-                <w:color w:val="000000"/>
-                <w:sz w:val="19"/>
-              </w:rPr>
-              <w:t>Recepcionar mercadería</w:t>
-            </w:r>
-          </w:p>
-        </w:tc>
-        <w:tc>
-          <w:tcPr>
-            <w:tcW w:type="dxa" w:w="2664"/>
-            <w:vAlign w:val="center"/>
-            <w:shd w:fill="FFFFFF"/>
-          </w:tcPr>
-          <w:p>
-            <w:pPr>
-              <w:keepNext w:val="0"/>
-              <w:spacing w:line="252" w:lineRule="auto" w:after="0"/>
-              <w:jc w:val="center"/>
-            </w:pPr>
-            <w:r>
-              <w:rPr>
-                <w:b w:val="0"/>
-                <w:color w:val="000000"/>
-                <w:sz w:val="19"/>
-              </w:rPr>
-              <w:t>Alexander</w:t>
-            </w:r>
-          </w:p>
-        </w:tc>
-        <w:tc>
-          <w:tcPr>
-            <w:tcW w:type="dxa" w:w="2664"/>
-            <w:vAlign w:val="center"/>
-            <w:shd w:fill="FFFFFF"/>
-          </w:tcPr>
-          <w:p>
-            <w:pPr>
-              <w:keepNext w:val="0"/>
-              <w:spacing w:line="252" w:lineRule="auto" w:after="0"/>
-              <w:jc w:val="center"/>
-            </w:pPr>
-            <w:r>
-              <w:rPr>
-                <w:b w:val="0"/>
-                <w:color w:val="000000"/>
-                <w:sz w:val="19"/>
-              </w:rPr>
-              <w:t>Product Backlog</w:t>
-            </w:r>
-          </w:p>
-        </w:tc>
-      </w:tr>
-      <w:tr>
-        <w:trPr>
-          <w:cantSplit/>
-        </w:trPr>
-        <w:tc>
-          <w:tcPr>
-            <w:tcW w:type="dxa" w:w="1656"/>
-            <w:vAlign w:val="center"/>
-            <w:shd w:fill="F4F4F4"/>
-          </w:tcPr>
-          <w:p>
-            <w:pPr>
-              <w:keepNext w:val="0"/>
-              <w:spacing w:line="252" w:lineRule="auto" w:after="0"/>
-            </w:pPr>
-            <w:r>
-              <w:rPr>
-                <w:b w:val="0"/>
-                <w:color w:val="000000"/>
-                <w:sz w:val="19"/>
-              </w:rPr>
-              <w:t>HU-28</w:t>
-            </w:r>
-          </w:p>
-        </w:tc>
-        <w:tc>
-          <w:tcPr>
-            <w:tcW w:type="dxa" w:w="2664"/>
-            <w:vAlign w:val="center"/>
-            <w:shd w:fill="F4F4F4"/>
-          </w:tcPr>
-          <w:p>
-            <w:pPr>
-              <w:keepNext w:val="0"/>
-              <w:spacing w:line="252" w:lineRule="auto" w:after="0"/>
-            </w:pPr>
-            <w:r>
-              <w:rPr>
-                <w:b w:val="0"/>
-                <w:color w:val="000000"/>
-                <w:sz w:val="19"/>
-              </w:rPr>
-              <w:t>Actualizar inventario desde recepción</w:t>
-            </w:r>
-          </w:p>
-        </w:tc>
-        <w:tc>
-          <w:tcPr>
-            <w:tcW w:type="dxa" w:w="2664"/>
-            <w:vAlign w:val="center"/>
-            <w:shd w:fill="F4F4F4"/>
-          </w:tcPr>
-          <w:p>
-            <w:pPr>
-              <w:keepNext w:val="0"/>
-              <w:spacing w:line="252" w:lineRule="auto" w:after="0"/>
-              <w:jc w:val="center"/>
-            </w:pPr>
-            <w:r>
-              <w:rPr>
-                <w:b w:val="0"/>
-                <w:color w:val="000000"/>
-                <w:sz w:val="19"/>
-              </w:rPr>
-              <w:t>Alexander</w:t>
-            </w:r>
-          </w:p>
-        </w:tc>
-        <w:tc>
-          <w:tcPr>
-            <w:tcW w:type="dxa" w:w="2664"/>
-            <w:vAlign w:val="center"/>
-            <w:shd w:fill="F4F4F4"/>
-          </w:tcPr>
-          <w:p>
-            <w:pPr>
-              <w:keepNext w:val="0"/>
-              <w:spacing w:line="252" w:lineRule="auto" w:after="0"/>
-              <w:jc w:val="center"/>
-            </w:pPr>
-            <w:r>
-              <w:rPr>
-                <w:b w:val="0"/>
-                <w:color w:val="000000"/>
-                <w:sz w:val="19"/>
-              </w:rPr>
-              <w:t>Product Backlog</w:t>
-            </w:r>
-          </w:p>
-        </w:tc>
-      </w:tr>
-      <w:tr>
-        <w:trPr>
-          <w:cantSplit/>
-        </w:trPr>
-        <w:tc>
-          <w:tcPr>
-            <w:tcW w:type="dxa" w:w="1656"/>
-            <w:vAlign w:val="center"/>
-            <w:shd w:fill="FFFFFF"/>
-          </w:tcPr>
-          <w:p>
-            <w:pPr>
-              <w:keepNext w:val="0"/>
-              <w:spacing w:line="252" w:lineRule="auto" w:after="0"/>
-            </w:pPr>
-            <w:r>
-              <w:rPr>
-                <w:b w:val="0"/>
-                <w:color w:val="000000"/>
-                <w:sz w:val="19"/>
-              </w:rPr>
-              <w:t>HU-29</w:t>
-            </w:r>
-          </w:p>
-        </w:tc>
-        <w:tc>
-          <w:tcPr>
-            <w:tcW w:type="dxa" w:w="2664"/>
-            <w:vAlign w:val="center"/>
-            <w:shd w:fill="FFFFFF"/>
-          </w:tcPr>
-          <w:p>
-            <w:pPr>
-              <w:keepNext w:val="0"/>
-              <w:spacing w:line="252" w:lineRule="auto" w:after="0"/>
-            </w:pPr>
-            <w:r>
-              <w:rPr>
-                <w:b w:val="0"/>
-                <w:color w:val="000000"/>
-                <w:sz w:val="19"/>
-              </w:rPr>
-              <w:t>Importar datos mediante CSV</w:t>
-            </w:r>
-          </w:p>
-        </w:tc>
-        <w:tc>
-          <w:tcPr>
-            <w:tcW w:type="dxa" w:w="2664"/>
-            <w:vAlign w:val="center"/>
-            <w:shd w:fill="FFFFFF"/>
-          </w:tcPr>
-          <w:p>
-            <w:pPr>
-              <w:keepNext w:val="0"/>
-              <w:spacing w:line="252" w:lineRule="auto" w:after="0"/>
-              <w:jc w:val="center"/>
-            </w:pPr>
-            <w:r>
-              <w:rPr>
-                <w:b w:val="0"/>
-                <w:color w:val="000000"/>
-                <w:sz w:val="19"/>
-              </w:rPr>
-              <w:t>Alexander</w:t>
-            </w:r>
-          </w:p>
-        </w:tc>
-        <w:tc>
-          <w:tcPr>
-            <w:tcW w:type="dxa" w:w="2664"/>
-            <w:vAlign w:val="center"/>
-            <w:shd w:fill="FFFFFF"/>
-          </w:tcPr>
-          <w:p>
-            <w:pPr>
-              <w:keepNext w:val="0"/>
-              <w:spacing w:line="252" w:lineRule="auto" w:after="0"/>
-              <w:jc w:val="center"/>
-            </w:pPr>
-            <w:r>
-              <w:rPr>
-                <w:b w:val="0"/>
-                <w:color w:val="000000"/>
-                <w:sz w:val="19"/>
-              </w:rPr>
-              <w:t>Product Backlog</w:t>
-            </w:r>
-          </w:p>
-        </w:tc>
-      </w:tr>
-      <w:tr>
-        <w:trPr>
-          <w:cantSplit/>
-        </w:trPr>
-        <w:tc>
-          <w:tcPr>
-            <w:tcW w:type="dxa" w:w="1656"/>
-            <w:vAlign w:val="center"/>
-            <w:shd w:fill="F4F4F4"/>
-          </w:tcPr>
-          <w:p>
-            <w:pPr>
-              <w:keepNext w:val="0"/>
-              <w:spacing w:line="252" w:lineRule="auto" w:after="0"/>
-            </w:pPr>
-            <w:r>
-              <w:rPr>
-                <w:b w:val="0"/>
-                <w:color w:val="000000"/>
-                <w:sz w:val="19"/>
-              </w:rPr>
-              <w:t>HU-30</w:t>
-            </w:r>
-          </w:p>
-        </w:tc>
-        <w:tc>
-          <w:tcPr>
-            <w:tcW w:type="dxa" w:w="2664"/>
-            <w:vAlign w:val="center"/>
-            <w:shd w:fill="F4F4F4"/>
-          </w:tcPr>
-          <w:p>
-            <w:pPr>
-              <w:keepNext w:val="0"/>
-              <w:spacing w:line="252" w:lineRule="auto" w:after="0"/>
-            </w:pPr>
-            <w:r>
-              <w:rPr>
-                <w:b w:val="0"/>
-                <w:color w:val="000000"/>
-                <w:sz w:val="19"/>
-              </w:rPr>
-              <w:t>Visualizar dashboard general</w:t>
-            </w:r>
-          </w:p>
-        </w:tc>
-        <w:tc>
-          <w:tcPr>
-            <w:tcW w:type="dxa" w:w="2664"/>
-            <w:vAlign w:val="center"/>
-            <w:shd w:fill="F4F4F4"/>
-          </w:tcPr>
-          <w:p>
-            <w:pPr>
-              <w:keepNext w:val="0"/>
-              <w:spacing w:line="252" w:lineRule="auto" w:after="0"/>
-              <w:jc w:val="center"/>
-            </w:pPr>
-            <w:r>
-              <w:rPr>
-                <w:b w:val="0"/>
-                <w:color w:val="000000"/>
-                <w:sz w:val="19"/>
-              </w:rPr>
-              <w:t>Alexander</w:t>
-            </w:r>
-          </w:p>
-        </w:tc>
-        <w:tc>
-          <w:tcPr>
-            <w:tcW w:type="dxa" w:w="2664"/>
-            <w:vAlign w:val="center"/>
-            <w:shd w:fill="F4F4F4"/>
-          </w:tcPr>
-          <w:p>
-            <w:pPr>
-              <w:keepNext w:val="0"/>
-              <w:spacing w:line="252" w:lineRule="auto" w:after="0"/>
-              <w:jc w:val="center"/>
-            </w:pPr>
-            <w:r>
-              <w:rPr>
-                <w:b w:val="0"/>
-                <w:color w:val="000000"/>
-                <w:sz w:val="19"/>
-              </w:rPr>
-              <w:t>Product Backlog</w:t>
-            </w:r>
-          </w:p>
-        </w:tc>
-      </w:tr>
-      <w:tr>
-        <w:trPr>
-          <w:cantSplit/>
-        </w:trPr>
-        <w:tc>
-          <w:tcPr>
-            <w:tcW w:type="dxa" w:w="1656"/>
-            <w:vAlign w:val="center"/>
-            <w:shd w:fill="FFFFFF"/>
-          </w:tcPr>
-          <w:p>
-            <w:pPr>
-              <w:keepNext w:val="0"/>
-              <w:spacing w:line="252" w:lineRule="auto" w:after="0"/>
-            </w:pPr>
-            <w:r>
-              <w:rPr>
-                <w:b w:val="0"/>
-                <w:color w:val="000000"/>
-                <w:sz w:val="19"/>
-              </w:rPr>
-              <w:t>HU-31</w:t>
-            </w:r>
-          </w:p>
-        </w:tc>
-        <w:tc>
-          <w:tcPr>
-            <w:tcW w:type="dxa" w:w="2664"/>
-            <w:vAlign w:val="center"/>
-            <w:shd w:fill="FFFFFF"/>
-          </w:tcPr>
-          <w:p>
-            <w:pPr>
-              <w:keepNext w:val="0"/>
-              <w:spacing w:line="252" w:lineRule="auto" w:after="0"/>
-            </w:pPr>
-            <w:r>
-              <w:rPr>
-                <w:b w:val="0"/>
-                <w:color w:val="000000"/>
-                <w:sz w:val="19"/>
-              </w:rPr>
-              <w:t>Consultar reportes de ventas</w:t>
-            </w:r>
-          </w:p>
-        </w:tc>
-        <w:tc>
-          <w:tcPr>
-            <w:tcW w:type="dxa" w:w="2664"/>
-            <w:vAlign w:val="center"/>
-            <w:shd w:fill="FFFFFF"/>
-          </w:tcPr>
-          <w:p>
-            <w:pPr>
-              <w:keepNext w:val="0"/>
-              <w:spacing w:line="252" w:lineRule="auto" w:after="0"/>
-              <w:jc w:val="center"/>
-            </w:pPr>
-            <w:r>
-              <w:rPr>
-                <w:b w:val="0"/>
-                <w:color w:val="000000"/>
-                <w:sz w:val="19"/>
-              </w:rPr>
-              <w:t>Alexander</w:t>
-            </w:r>
-          </w:p>
-        </w:tc>
-        <w:tc>
-          <w:tcPr>
-            <w:tcW w:type="dxa" w:w="2664"/>
-            <w:vAlign w:val="center"/>
-            <w:shd w:fill="FFFFFF"/>
-          </w:tcPr>
-          <w:p>
-            <w:pPr>
-              <w:keepNext w:val="0"/>
-              <w:spacing w:line="252" w:lineRule="auto" w:after="0"/>
-              <w:jc w:val="center"/>
-            </w:pPr>
-            <w:r>
-              <w:rPr>
-                <w:b w:val="0"/>
-                <w:color w:val="000000"/>
-                <w:sz w:val="19"/>
-              </w:rPr>
-              <w:t>Product Backlog</w:t>
-            </w:r>
-          </w:p>
-        </w:tc>
-      </w:tr>
-      <w:tr>
-        <w:trPr>
-          <w:cantSplit/>
-        </w:trPr>
-        <w:tc>
-          <w:tcPr>
-            <w:tcW w:type="dxa" w:w="1656"/>
-            <w:vAlign w:val="center"/>
-            <w:shd w:fill="F4F4F4"/>
-          </w:tcPr>
-          <w:p>
-            <w:pPr>
-              <w:keepNext w:val="0"/>
-              <w:spacing w:line="252" w:lineRule="auto" w:after="0"/>
-            </w:pPr>
-            <w:r>
-              <w:rPr>
-                <w:b w:val="0"/>
-                <w:color w:val="000000"/>
-                <w:sz w:val="19"/>
-              </w:rPr>
-              <w:t>HU-32</w:t>
-            </w:r>
-          </w:p>
-        </w:tc>
-        <w:tc>
-          <w:tcPr>
-            <w:tcW w:type="dxa" w:w="2664"/>
-            <w:vAlign w:val="center"/>
-            <w:shd w:fill="F4F4F4"/>
-          </w:tcPr>
-          <w:p>
-            <w:pPr>
-              <w:keepNext w:val="0"/>
-              <w:spacing w:line="252" w:lineRule="auto" w:after="0"/>
-            </w:pPr>
-            <w:r>
-              <w:rPr>
-                <w:b w:val="0"/>
-                <w:color w:val="000000"/>
-                <w:sz w:val="19"/>
-              </w:rPr>
-              <w:t>Consultar reportes de inventario</w:t>
-            </w:r>
-          </w:p>
-        </w:tc>
-        <w:tc>
-          <w:tcPr>
-            <w:tcW w:type="dxa" w:w="2664"/>
-            <w:vAlign w:val="center"/>
-            <w:shd w:fill="F4F4F4"/>
-          </w:tcPr>
-          <w:p>
-            <w:pPr>
-              <w:keepNext w:val="0"/>
-              <w:spacing w:line="252" w:lineRule="auto" w:after="0"/>
-              <w:jc w:val="center"/>
-            </w:pPr>
-            <w:r>
-              <w:rPr>
-                <w:b w:val="0"/>
-                <w:color w:val="000000"/>
-                <w:sz w:val="19"/>
-              </w:rPr>
-              <w:t>Alexander</w:t>
-            </w:r>
-          </w:p>
-        </w:tc>
-        <w:tc>
-          <w:tcPr>
-            <w:tcW w:type="dxa" w:w="2664"/>
-            <w:vAlign w:val="center"/>
-            <w:shd w:fill="F4F4F4"/>
-          </w:tcPr>
-          <w:p>
-            <w:pPr>
-              <w:keepNext w:val="0"/>
-              <w:spacing w:line="252" w:lineRule="auto" w:after="0"/>
-              <w:jc w:val="center"/>
-            </w:pPr>
-            <w:r>
-              <w:rPr>
-                <w:b w:val="0"/>
-                <w:color w:val="000000"/>
-                <w:sz w:val="19"/>
-              </w:rPr>
-              <w:t>Product Backlog</w:t>
-            </w:r>
-          </w:p>
-        </w:tc>
-      </w:tr>
-      <w:tr>
-        <w:trPr>
-          <w:cantSplit/>
-        </w:trPr>
-        <w:tc>
-          <w:tcPr>
-            <w:tcW w:type="dxa" w:w="1656"/>
-            <w:vAlign w:val="center"/>
-            <w:shd w:fill="FFFFFF"/>
-          </w:tcPr>
-          <w:p>
-            <w:pPr>
-              <w:keepNext w:val="0"/>
-              <w:spacing w:line="252" w:lineRule="auto" w:after="0"/>
-            </w:pPr>
-            <w:r>
-              <w:rPr>
-                <w:b w:val="0"/>
-                <w:color w:val="000000"/>
-                <w:sz w:val="19"/>
-              </w:rPr>
-              <w:t>HU-33</w:t>
-            </w:r>
-          </w:p>
-        </w:tc>
-        <w:tc>
-          <w:tcPr>
-            <w:tcW w:type="dxa" w:w="2664"/>
-            <w:vAlign w:val="center"/>
-            <w:shd w:fill="FFFFFF"/>
-          </w:tcPr>
-          <w:p>
-            <w:pPr>
-              <w:keepNext w:val="0"/>
-              <w:spacing w:line="252" w:lineRule="auto" w:after="0"/>
-            </w:pPr>
-            <w:r>
-              <w:rPr>
-                <w:b w:val="0"/>
-                <w:color w:val="000000"/>
-                <w:sz w:val="19"/>
-              </w:rPr>
-              <w:t>Utilizar apoyo de IA visual</w:t>
-            </w:r>
-          </w:p>
-        </w:tc>
-        <w:tc>
-          <w:tcPr>
-            <w:tcW w:type="dxa" w:w="2664"/>
-            <w:vAlign w:val="center"/>
-            <w:shd w:fill="FFFFFF"/>
-          </w:tcPr>
-          <w:p>
-            <w:pPr>
-              <w:keepNext w:val="0"/>
-              <w:spacing w:line="252" w:lineRule="auto" w:after="0"/>
-              <w:jc w:val="center"/>
-            </w:pPr>
-            <w:r>
-              <w:rPr>
-                <w:b w:val="0"/>
-                <w:color w:val="000000"/>
-                <w:sz w:val="19"/>
-              </w:rPr>
-              <w:t>Alexander</w:t>
-            </w:r>
-          </w:p>
-        </w:tc>
-        <w:tc>
-          <w:tcPr>
-            <w:tcW w:type="dxa" w:w="2664"/>
-            <w:vAlign w:val="center"/>
-            <w:shd w:fill="FFFFFF"/>
-          </w:tcPr>
-          <w:p>
-            <w:pPr>
-              <w:keepNext w:val="0"/>
-              <w:spacing w:line="252" w:lineRule="auto" w:after="0"/>
-            </w:pPr>
-            <w:r>
-              <w:rPr>
-                <w:b w:val="0"/>
-                <w:color w:val="000000"/>
-                <w:sz w:val="19"/>
-              </w:rPr>
-              <w:t>Product Backlog / sujeto a validación de alcance</w:t>
-            </w:r>
-          </w:p>
-        </w:tc>
-      </w:tr>
-      <w:tr>
-        <w:trPr>
-          <w:cantSplit/>
-        </w:trPr>
-        <w:tc>
-          <w:tcPr>
-            <w:tcW w:type="dxa" w:w="1656"/>
-            <w:vAlign w:val="center"/>
-            <w:shd w:fill="F4F4F4"/>
-          </w:tcPr>
-          <w:p>
-            <w:pPr>
-              <w:keepNext w:val="0"/>
-              <w:spacing w:line="252" w:lineRule="auto" w:after="0"/>
-            </w:pPr>
-            <w:r>
-              <w:rPr>
-                <w:b w:val="0"/>
-                <w:color w:val="000000"/>
-                <w:sz w:val="19"/>
-              </w:rPr>
-              <w:t>ET-03</w:t>
-            </w:r>
-          </w:p>
-        </w:tc>
-        <w:tc>
-          <w:tcPr>
-            <w:tcW w:type="dxa" w:w="2664"/>
-            <w:vAlign w:val="center"/>
-            <w:shd w:fill="F4F4F4"/>
-          </w:tcPr>
-          <w:p>
-            <w:pPr>
-              <w:keepNext w:val="0"/>
-              <w:spacing w:line="252" w:lineRule="auto" w:after="0"/>
-            </w:pPr>
-            <w:r>
-              <w:rPr>
-                <w:b w:val="0"/>
-                <w:color w:val="000000"/>
-                <w:sz w:val="19"/>
-              </w:rPr>
-              <w:t>Mejorar experiencia responsive</w:t>
-            </w:r>
-          </w:p>
-        </w:tc>
-        <w:tc>
-          <w:tcPr>
-            <w:tcW w:type="dxa" w:w="2664"/>
-            <w:vAlign w:val="center"/>
-            <w:shd w:fill="F4F4F4"/>
-          </w:tcPr>
-          <w:p>
-            <w:pPr>
-              <w:keepNext w:val="0"/>
-              <w:spacing w:line="252" w:lineRule="auto" w:after="0"/>
-              <w:jc w:val="center"/>
-            </w:pPr>
-            <w:r>
-              <w:rPr>
-                <w:b w:val="0"/>
-                <w:color w:val="000000"/>
-                <w:sz w:val="19"/>
-              </w:rPr>
-              <w:t>Camilo</w:t>
-            </w:r>
-          </w:p>
-        </w:tc>
-        <w:tc>
-          <w:tcPr>
-            <w:tcW w:type="dxa" w:w="2664"/>
-            <w:vAlign w:val="center"/>
-            <w:shd w:fill="F4F4F4"/>
-          </w:tcPr>
-          <w:p>
-            <w:pPr>
-              <w:keepNext w:val="0"/>
-              <w:spacing w:line="252" w:lineRule="auto" w:after="0"/>
-              <w:jc w:val="center"/>
-            </w:pPr>
-            <w:r>
-              <w:rPr>
-                <w:b w:val="0"/>
-                <w:color w:val="000000"/>
-                <w:sz w:val="19"/>
-              </w:rPr>
-              <w:t>Product Backlog</w:t>
-            </w:r>
-          </w:p>
-        </w:tc>
-      </w:tr>
-      <w:tr>
-        <w:trPr>
-          <w:cantSplit/>
-        </w:trPr>
-        <w:tc>
-          <w:tcPr>
-            <w:tcW w:type="dxa" w:w="1656"/>
-            <w:vAlign w:val="center"/>
-            <w:shd w:fill="FFFFFF"/>
-          </w:tcPr>
-          <w:p>
-            <w:pPr>
-              <w:keepNext w:val="0"/>
-              <w:spacing w:line="252" w:lineRule="auto" w:after="0"/>
-            </w:pPr>
-            <w:r>
-              <w:rPr>
-                <w:b w:val="0"/>
-                <w:color w:val="000000"/>
-                <w:sz w:val="19"/>
-              </w:rPr>
-              <w:t>ET-04</w:t>
-            </w:r>
-          </w:p>
-        </w:tc>
-        <w:tc>
-          <w:tcPr>
-            <w:tcW w:type="dxa" w:w="2664"/>
-            <w:vAlign w:val="center"/>
-            <w:shd w:fill="FFFFFF"/>
-          </w:tcPr>
-          <w:p>
-            <w:pPr>
-              <w:keepNext w:val="0"/>
-              <w:spacing w:line="252" w:lineRule="auto" w:after="0"/>
-            </w:pPr>
-            <w:r>
-              <w:rPr>
-                <w:b w:val="0"/>
-                <w:color w:val="000000"/>
-                <w:sz w:val="19"/>
-              </w:rPr>
-              <w:t>Fortalecer autorización y seguridad</w:t>
-            </w:r>
-          </w:p>
-        </w:tc>
-        <w:tc>
-          <w:tcPr>
-            <w:tcW w:type="dxa" w:w="2664"/>
-            <w:vAlign w:val="center"/>
-            <w:shd w:fill="FFFFFF"/>
-          </w:tcPr>
-          <w:p>
-            <w:pPr>
-              <w:keepNext w:val="0"/>
-              <w:spacing w:line="252" w:lineRule="auto" w:after="0"/>
-              <w:jc w:val="center"/>
-            </w:pPr>
-            <w:r>
-              <w:rPr>
-                <w:b w:val="0"/>
-                <w:color w:val="000000"/>
-                <w:sz w:val="19"/>
-              </w:rPr>
-              <w:t>Camilo</w:t>
-            </w:r>
-          </w:p>
-        </w:tc>
-        <w:tc>
-          <w:tcPr>
-            <w:tcW w:type="dxa" w:w="2664"/>
-            <w:vAlign w:val="center"/>
-            <w:shd w:fill="FFFFFF"/>
-          </w:tcPr>
-          <w:p>
-            <w:pPr>
-              <w:keepNext w:val="0"/>
-              <w:spacing w:line="252" w:lineRule="auto" w:after="0"/>
-              <w:jc w:val="center"/>
-            </w:pPr>
-            <w:r>
-              <w:rPr>
-                <w:b w:val="0"/>
-                <w:color w:val="000000"/>
-                <w:sz w:val="19"/>
-              </w:rPr>
-              <w:t>Product Backlog</w:t>
-            </w:r>
-          </w:p>
-        </w:tc>
-      </w:tr>
-      <w:tr>
-        <w:trPr>
-          <w:cantSplit/>
-        </w:trPr>
-        <w:tc>
-          <w:tcPr>
-            <w:tcW w:type="dxa" w:w="1656"/>
-            <w:vAlign w:val="center"/>
-            <w:shd w:fill="F4F4F4"/>
-          </w:tcPr>
-          <w:p>
-            <w:pPr>
-              <w:keepNext w:val="0"/>
-              <w:spacing w:line="252" w:lineRule="auto" w:after="0"/>
-            </w:pPr>
-            <w:r>
-              <w:rPr>
-                <w:b w:val="0"/>
-                <w:color w:val="000000"/>
-                <w:sz w:val="19"/>
-              </w:rPr>
-              <w:t>ET-05</w:t>
-            </w:r>
-          </w:p>
-        </w:tc>
-        <w:tc>
-          <w:tcPr>
-            <w:tcW w:type="dxa" w:w="2664"/>
-            <w:vAlign w:val="center"/>
-            <w:shd w:fill="F4F4F4"/>
-          </w:tcPr>
-          <w:p>
-            <w:pPr>
-              <w:keepNext w:val="0"/>
-              <w:spacing w:line="252" w:lineRule="auto" w:after="0"/>
-            </w:pPr>
-            <w:r>
-              <w:rPr>
-                <w:b w:val="0"/>
-                <w:color w:val="000000"/>
-                <w:sz w:val="19"/>
-              </w:rPr>
-              <w:t>Preparar Release Candidate</w:t>
-            </w:r>
-          </w:p>
-        </w:tc>
-        <w:tc>
-          <w:tcPr>
-            <w:tcW w:type="dxa" w:w="2664"/>
-            <w:vAlign w:val="center"/>
-            <w:shd w:fill="F4F4F4"/>
-          </w:tcPr>
-          <w:p>
-            <w:pPr>
-              <w:keepNext w:val="0"/>
-              <w:spacing w:line="252" w:lineRule="auto" w:after="0"/>
-              <w:jc w:val="center"/>
-            </w:pPr>
-            <w:r>
-              <w:rPr>
-                <w:b w:val="0"/>
-                <w:color w:val="000000"/>
-                <w:sz w:val="19"/>
-              </w:rPr>
-              <w:t>Camilo</w:t>
-            </w:r>
-          </w:p>
-        </w:tc>
-        <w:tc>
-          <w:tcPr>
-            <w:tcW w:type="dxa" w:w="2664"/>
-            <w:vAlign w:val="center"/>
-            <w:shd w:fill="F4F4F4"/>
-          </w:tcPr>
-          <w:p>
-            <w:pPr>
-              <w:keepNext w:val="0"/>
-              <w:spacing w:line="252" w:lineRule="auto" w:after="0"/>
-              <w:jc w:val="center"/>
-            </w:pPr>
-            <w:r>
-              <w:rPr>
-                <w:b w:val="0"/>
-                <w:color w:val="000000"/>
-                <w:sz w:val="19"/>
-              </w:rPr>
-              <w:t>Product Backlog</w:t>
-            </w:r>
-          </w:p>
-        </w:tc>
-      </w:tr>
-      <w:tr>
-        <w:trPr>
-          <w:cantSplit/>
-        </w:trPr>
-        <w:tc>
-          <w:tcPr>
-            <w:tcW w:type="dxa" w:w="1656"/>
-            <w:vAlign w:val="center"/>
-            <w:shd w:fill="FFFFFF"/>
-          </w:tcPr>
-          <w:p>
-            <w:pPr>
-              <w:keepNext w:val="0"/>
-              <w:spacing w:line="252" w:lineRule="auto" w:after="0"/>
-            </w:pPr>
-            <w:r>
-              <w:rPr>
-                <w:b w:val="0"/>
-                <w:color w:val="000000"/>
-                <w:sz w:val="19"/>
-              </w:rPr>
-              <w:t>ET-06</w:t>
-            </w:r>
-          </w:p>
-        </w:tc>
-        <w:tc>
-          <w:tcPr>
-            <w:tcW w:type="dxa" w:w="2664"/>
-            <w:vAlign w:val="center"/>
-            <w:shd w:fill="FFFFFF"/>
-          </w:tcPr>
-          <w:p>
-            <w:pPr>
-              <w:keepNext w:val="0"/>
-              <w:spacing w:line="252" w:lineRule="auto" w:after="0"/>
-            </w:pPr>
-            <w:r>
-              <w:rPr>
-                <w:b w:val="0"/>
-                <w:color w:val="000000"/>
-                <w:sz w:val="19"/>
-              </w:rPr>
-              <w:t>Ejecutar validación integral</w:t>
-            </w:r>
-          </w:p>
-        </w:tc>
-        <w:tc>
-          <w:tcPr>
-            <w:tcW w:type="dxa" w:w="2664"/>
-            <w:vAlign w:val="center"/>
-            <w:shd w:fill="FFFFFF"/>
-          </w:tcPr>
-          <w:p>
-            <w:pPr>
-              <w:keepNext w:val="0"/>
-              <w:spacing w:line="252" w:lineRule="auto" w:after="0"/>
-              <w:jc w:val="center"/>
-            </w:pPr>
-            <w:r>
-              <w:rPr>
-                <w:b w:val="0"/>
-                <w:color w:val="000000"/>
-                <w:sz w:val="19"/>
-              </w:rPr>
-              <w:t>Camilo</w:t>
-            </w:r>
-          </w:p>
-        </w:tc>
-        <w:tc>
-          <w:tcPr>
-            <w:tcW w:type="dxa" w:w="2664"/>
-            <w:vAlign w:val="center"/>
-            <w:shd w:fill="FFFFFF"/>
-          </w:tcPr>
-          <w:p>
-            <w:pPr>
-              <w:keepNext w:val="0"/>
-              <w:spacing w:line="252" w:lineRule="auto" w:after="0"/>
-              <w:jc w:val="center"/>
-            </w:pPr>
-            <w:r>
-              <w:rPr>
-                <w:b w:val="0"/>
-                <w:color w:val="000000"/>
-                <w:sz w:val="19"/>
-              </w:rPr>
-              <w:t>Product Backlog</w:t>
-            </w:r>
-          </w:p>
-        </w:tc>
-      </w:tr>
-      <w:tr>
-        <w:trPr>
-          <w:cantSplit/>
-        </w:trPr>
-        <w:tc>
-          <w:tcPr>
-            <w:tcW w:type="dxa" w:w="1656"/>
-            <w:vAlign w:val="center"/>
-            <w:shd w:fill="F4F4F4"/>
-          </w:tcPr>
-          <w:p>
-            <w:pPr>
-              <w:keepNext w:val="0"/>
-              <w:spacing w:line="252" w:lineRule="auto" w:after="0"/>
-            </w:pPr>
-            <w:r>
-              <w:rPr>
-                <w:b w:val="0"/>
-                <w:color w:val="000000"/>
-                <w:sz w:val="19"/>
-              </w:rPr>
-              <w:t>ET-07</w:t>
-            </w:r>
-          </w:p>
-        </w:tc>
-        <w:tc>
-          <w:tcPr>
-            <w:tcW w:type="dxa" w:w="2664"/>
-            <w:vAlign w:val="center"/>
-            <w:shd w:fill="F4F4F4"/>
-          </w:tcPr>
-          <w:p>
-            <w:pPr>
-              <w:keepNext w:val="0"/>
-              <w:spacing w:line="252" w:lineRule="auto" w:after="0"/>
-            </w:pPr>
-            <w:r>
-              <w:rPr>
-                <w:b w:val="0"/>
-                <w:color w:val="000000"/>
-                <w:sz w:val="19"/>
-              </w:rPr>
-              <w:t>Ejecutar UAT con Product Owner</w:t>
-            </w:r>
-          </w:p>
-        </w:tc>
-        <w:tc>
-          <w:tcPr>
-            <w:tcW w:type="dxa" w:w="2664"/>
-            <w:vAlign w:val="center"/>
-            <w:shd w:fill="F4F4F4"/>
-          </w:tcPr>
-          <w:p>
-            <w:pPr>
-              <w:keepNext w:val="0"/>
-              <w:spacing w:line="252" w:lineRule="auto" w:after="0"/>
-              <w:jc w:val="center"/>
-            </w:pPr>
-            <w:r>
-              <w:rPr>
-                <w:b w:val="0"/>
-                <w:color w:val="000000"/>
-                <w:sz w:val="19"/>
-              </w:rPr>
-              <w:t>Alexander</w:t>
-            </w:r>
-          </w:p>
-        </w:tc>
-        <w:tc>
-          <w:tcPr>
-            <w:tcW w:type="dxa" w:w="2664"/>
-            <w:vAlign w:val="center"/>
-            <w:shd w:fill="F4F4F4"/>
-          </w:tcPr>
-          <w:p>
-            <w:pPr>
-              <w:keepNext w:val="0"/>
-              <w:spacing w:line="252" w:lineRule="auto" w:after="0"/>
-              <w:jc w:val="center"/>
-            </w:pPr>
-            <w:r>
-              <w:rPr>
-                <w:b w:val="0"/>
-                <w:color w:val="000000"/>
-                <w:sz w:val="19"/>
-              </w:rPr>
-              <w:t>Product Backlog</w:t>
-            </w:r>
-          </w:p>
-        </w:tc>
-      </w:tr>
-      <w:tr>
-        <w:trPr>
-          <w:cantSplit/>
-        </w:trPr>
-        <w:tc>
-          <w:tcPr>
-            <w:tcW w:type="dxa" w:w="1656"/>
-            <w:vAlign w:val="center"/>
-            <w:shd w:fill="FFFFFF"/>
-          </w:tcPr>
-          <w:p>
-            <w:pPr>
-              <w:keepNext w:val="0"/>
-              <w:spacing w:line="252" w:lineRule="auto" w:after="0"/>
-            </w:pPr>
-            <w:r>
-              <w:rPr>
-                <w:b w:val="0"/>
-                <w:color w:val="000000"/>
-                <w:sz w:val="19"/>
-              </w:rPr>
-              <w:t>DOC-01</w:t>
-            </w:r>
-          </w:p>
-        </w:tc>
-        <w:tc>
-          <w:tcPr>
-            <w:tcW w:type="dxa" w:w="2664"/>
-            <w:vAlign w:val="center"/>
-            <w:shd w:fill="FFFFFF"/>
-          </w:tcPr>
-          <w:p>
-            <w:pPr>
-              <w:keepNext w:val="0"/>
-              <w:spacing w:line="252" w:lineRule="auto" w:after="0"/>
-            </w:pPr>
-            <w:r>
-              <w:rPr>
-                <w:b w:val="0"/>
-                <w:color w:val="000000"/>
-                <w:sz w:val="19"/>
-              </w:rPr>
-              <w:t>Preparar documentación de entrega</w:t>
-            </w:r>
-          </w:p>
-        </w:tc>
-        <w:tc>
-          <w:tcPr>
-            <w:tcW w:type="dxa" w:w="2664"/>
-            <w:vAlign w:val="center"/>
-            <w:shd w:fill="FFFFFF"/>
-          </w:tcPr>
-          <w:p>
-            <w:pPr>
-              <w:keepNext w:val="0"/>
-              <w:spacing w:line="252" w:lineRule="auto" w:after="0"/>
-              <w:jc w:val="center"/>
-            </w:pPr>
-            <w:r>
-              <w:rPr>
-                <w:b w:val="0"/>
-                <w:color w:val="000000"/>
-                <w:sz w:val="19"/>
-              </w:rPr>
-              <w:t>Samuel</w:t>
-            </w:r>
-          </w:p>
-        </w:tc>
-        <w:tc>
-          <w:tcPr>
-            <w:tcW w:type="dxa" w:w="2664"/>
-            <w:vAlign w:val="center"/>
-            <w:shd w:fill="FFFFFF"/>
-          </w:tcPr>
-          <w:p>
-            <w:pPr>
-              <w:keepNext w:val="0"/>
-              <w:spacing w:line="252" w:lineRule="auto" w:after="0"/>
-              <w:jc w:val="center"/>
-            </w:pPr>
-            <w:r>
-              <w:rPr>
-                <w:b w:val="0"/>
-                <w:color w:val="000000"/>
-                <w:sz w:val="19"/>
-              </w:rPr>
-              <w:t>Product Backlog</w:t>
-            </w:r>
-          </w:p>
-        </w:tc>
-      </w:tr>
-      <w:tr>
-        <w:trPr>
-          <w:cantSplit/>
-        </w:trPr>
-        <w:tc>
-          <w:tcPr>
-            <w:tcW w:type="dxa" w:w="1656"/>
-            <w:vAlign w:val="center"/>
-            <w:shd w:fill="F4F4F4"/>
-          </w:tcPr>
-          <w:p>
-            <w:pPr>
-              <w:keepNext w:val="0"/>
-              <w:spacing w:line="252" w:lineRule="auto" w:after="0"/>
-            </w:pPr>
-            <w:r>
-              <w:rPr>
-                <w:b w:val="0"/>
-                <w:color w:val="000000"/>
-                <w:sz w:val="19"/>
-              </w:rPr>
-              <w:t>REL-01</w:t>
-            </w:r>
-          </w:p>
-        </w:tc>
-        <w:tc>
-          <w:tcPr>
-            <w:tcW w:type="dxa" w:w="2664"/>
-            <w:vAlign w:val="center"/>
-            <w:shd w:fill="F4F4F4"/>
-          </w:tcPr>
-          <w:p>
-            <w:pPr>
-              <w:keepNext w:val="0"/>
-              <w:spacing w:line="252" w:lineRule="auto" w:after="0"/>
-            </w:pPr>
-            <w:r>
-              <w:rPr>
-                <w:b w:val="0"/>
-                <w:color w:val="000000"/>
-                <w:sz w:val="19"/>
-              </w:rPr>
-              <w:t>Desplegar versión final</w:t>
-            </w:r>
-          </w:p>
-        </w:tc>
-        <w:tc>
-          <w:tcPr>
-            <w:tcW w:type="dxa" w:w="2664"/>
-            <w:vAlign w:val="center"/>
-            <w:shd w:fill="F4F4F4"/>
-          </w:tcPr>
-          <w:p>
-            <w:pPr>
-              <w:keepNext w:val="0"/>
-              <w:spacing w:line="252" w:lineRule="auto" w:after="0"/>
-              <w:jc w:val="center"/>
-            </w:pPr>
-            <w:r>
-              <w:rPr>
-                <w:b w:val="0"/>
-                <w:color w:val="000000"/>
-                <w:sz w:val="19"/>
-              </w:rPr>
-              <w:t>Camilo</w:t>
-            </w:r>
-          </w:p>
-        </w:tc>
-        <w:tc>
-          <w:tcPr>
-            <w:tcW w:type="dxa" w:w="2664"/>
-            <w:vAlign w:val="center"/>
-            <w:shd w:fill="F4F4F4"/>
-          </w:tcPr>
-          <w:p>
-            <w:pPr>
-              <w:keepNext w:val="0"/>
-              <w:spacing w:line="252" w:lineRule="auto" w:after="0"/>
-              <w:jc w:val="center"/>
-            </w:pPr>
-            <w:r>
-              <w:rPr>
-                <w:b w:val="0"/>
-                <w:color w:val="000000"/>
-                <w:sz w:val="19"/>
-              </w:rPr>
-              <w:t>Product Backlog</w:t>
-            </w:r>
-          </w:p>
-        </w:tc>
-      </w:tr>
-    </w:tbl>
-    <w:p>
-      <w:pPr>
-        <w:spacing w:after="20"/>
-      </w:pPr>
-    </w:p>
-    <w:p>
-      <w:pPr>
-        <w:pStyle w:val="Heading2"/>
-      </w:pPr>
-      <w:bookmarkStart w:id="10" w:name="h10"/>
-      <w:r>
-        <w:t>5.5 Sprint 1   cerrado</w:t>
-      </w:r>
-      <w:bookmarkEnd w:id="10"/>
     </w:p>
     <w:p>
       <w:r>
@@ -4508,11 +1684,11 @@
       <w:pPr>
         <w:pStyle w:val="Heading2"/>
       </w:pPr>
-      <w:bookmarkStart w:id="11" w:name="h11"/>
+      <w:bookmarkStart w:id="7" w:name="h7"/>
       <w:r>
-        <w:t>5.6 Sprint 2   cerrado</w:t>
+        <w:t>5.2 Sprint 2   cerrado</w:t>
       </w:r>
-      <w:bookmarkEnd w:id="11"/>
+      <w:bookmarkEnd w:id="7"/>
     </w:p>
     <w:p>
       <w:r>
@@ -5673,11 +2849,11 @@
       <w:pPr>
         <w:pStyle w:val="Heading2"/>
       </w:pPr>
-      <w:bookmarkStart w:id="12" w:name="h12"/>
+      <w:bookmarkStart w:id="8" w:name="h8"/>
       <w:r>
-        <w:t>5.7 Sprint 3   cerrado con excepción documental</w:t>
+        <w:t>5.3 Sprint 3   cerrado con excepción documental</w:t>
       </w:r>
-      <w:bookmarkEnd w:id="12"/>
+      <w:bookmarkEnd w:id="8"/>
     </w:p>
     <w:p>
       <w:r>
@@ -6678,11 +3854,11 @@
       <w:pPr>
         <w:pStyle w:val="Heading2"/>
       </w:pPr>
-      <w:bookmarkStart w:id="13" w:name="h13"/>
+      <w:bookmarkStart w:id="9" w:name="h9"/>
       <w:r>
-        <w:t>5.8 Sprint 4   en curso</w:t>
+        <w:t>5.4 Sprint 4   en curso</w:t>
       </w:r>
-      <w:bookmarkEnd w:id="13"/>
+      <w:bookmarkEnd w:id="9"/>
     </w:p>
     <w:p>
       <w:r>
@@ -6708,11 +3884,11 @@
       <w:pPr>
         <w:pStyle w:val="Heading3"/>
       </w:pPr>
-      <w:bookmarkStart w:id="14" w:name="h14"/>
+      <w:bookmarkStart w:id="10" w:name="h10"/>
       <w:r>
-        <w:t>5.8.1 Sprint Backlog</w:t>
+        <w:t>5.4.1 Sprint Backlog</w:t>
       </w:r>
-      <w:bookmarkEnd w:id="14"/>
+      <w:bookmarkEnd w:id="10"/>
     </w:p>
     <w:p>
       <w:pPr>
@@ -7048,11 +4224,11 @@
       <w:pPr>
         <w:pStyle w:val="Heading3"/>
       </w:pPr>
-      <w:bookmarkStart w:id="15" w:name="h15"/>
+      <w:bookmarkStart w:id="11" w:name="h11"/>
       <w:r>
-        <w:t>5.8.2 Eventos y actividades</w:t>
+        <w:t>5.4.2 Eventos y actividades</w:t>
       </w:r>
-      <w:bookmarkEnd w:id="15"/>
+      <w:bookmarkEnd w:id="11"/>
     </w:p>
     <w:tbl>
       <w:tblPr>
@@ -7641,11 +4817,11 @@
       <w:pPr>
         <w:pStyle w:val="Heading2"/>
       </w:pPr>
-      <w:bookmarkStart w:id="16" w:name="h16"/>
+      <w:bookmarkStart w:id="12" w:name="h12"/>
       <w:r>
-        <w:t>5.9 Sprints 5 8   futuros</w:t>
+        <w:t>5.5 Sprints 5 8   futuros</w:t>
       </w:r>
-      <w:bookmarkEnd w:id="16"/>
+      <w:bookmarkEnd w:id="12"/>
     </w:p>
     <w:p>
       <w:r>
@@ -7721,11 +4897,11 @@
       <w:pPr>
         <w:pStyle w:val="Heading2"/>
       </w:pPr>
-      <w:bookmarkStart w:id="17" w:name="h17"/>
+      <w:bookmarkStart w:id="13" w:name="h13"/>
       <w:r>
-        <w:t>5.10 Etiquetas y trazabilidad</w:t>
+        <w:t>5.6 Etiquetas y trazabilidad</w:t>
       </w:r>
-      <w:bookmarkEnd w:id="17"/>
+      <w:bookmarkEnd w:id="13"/>
     </w:p>
     <w:p>
       <w:r>
@@ -7738,7 +4914,7 @@
         <w:spacing w:after="80"/>
       </w:pPr>
       <w:r>
-        <w:t>verde: Historia de Usuario / producto;</w:t>
+        <w:t>Verde: Historia de Usuario / producto;</w:t>
       </w:r>
     </w:p>
     <w:p>
@@ -7747,7 +4923,7 @@
         <w:spacing w:after="80"/>
       </w:pPr>
       <w:r>
-        <w:t>azul: elemento técnico;</w:t>
+        <w:t>Azul: elemento técnico;</w:t>
       </w:r>
     </w:p>
     <w:p>
@@ -7756,7 +4932,7 @@
         <w:spacing w:after="80"/>
       </w:pPr>
       <w:r>
-        <w:t>naranja: QA, validación, documentación o release;</w:t>
+        <w:t>Naranja: QA, validación, documentación o release;</w:t>
       </w:r>
     </w:p>
     <w:p>
@@ -7765,7 +4941,7 @@
         <w:spacing w:after="80"/>
       </w:pPr>
       <w:r>
-        <w:t>morado: evento Scrum / Product Goal;</w:t>
+        <w:t>Morado: evento Scrum / Product Goal;</w:t>
       </w:r>
     </w:p>
     <w:p>
@@ -7774,7 +4950,7 @@
         <w:spacing w:after="80"/>
       </w:pPr>
       <w:r>
-        <w:t>amarillo: refinamiento.</w:t>
+        <w:t>Amarillo: refinamiento.</w:t>
       </w:r>
     </w:p>
     <w:p>
@@ -7810,627 +4986,11 @@
       <w:pPr>
         <w:pStyle w:val="Heading1"/>
       </w:pPr>
-      <w:bookmarkStart w:id="18" w:name="h18"/>
+      <w:bookmarkStart w:id="14" w:name="h14"/>
       <w:r>
-        <w:t>6 Planificación de Sprints   Localito</w:t>
+        <w:t>6 Plan de verificación del Sprint en curso</w:t>
       </w:r>
-      <w:bookmarkEnd w:id="18"/>
-    </w:p>
-    <w:p>
-      <w:r>
-        <w:rPr>
-          <w:b/>
-        </w:rPr>
-        <w:t>Corte verificado en Trello:</w:t>
-      </w:r>
-      <w:r>
-        <w:t xml:space="preserve"> 03-10-2026.</w:t>
-      </w:r>
-    </w:p>
-    <w:p>
-      <w:pPr>
-        <w:keepNext/>
-      </w:pPr>
-      <w:r>
-        <w:rPr>
-          <w:b/>
-        </w:rPr>
-        <w:t>Sprint 0</w:t>
-      </w:r>
-    </w:p>
-    <w:p>
-      <w:r>
-        <w:rPr>
-          <w:b/>
-        </w:rPr>
-        <w:t>Inicio.</w:t>
-      </w:r>
-      <w:r>
-        <w:t xml:space="preserve"> 10-08-2026</w:t>
-      </w:r>
-    </w:p>
-    <w:p>
-      <w:r>
-        <w:rPr>
-          <w:b/>
-        </w:rPr>
-        <w:t>Fin.</w:t>
-      </w:r>
-      <w:r>
-        <w:t xml:space="preserve"> 14-08-2026</w:t>
-      </w:r>
-    </w:p>
-    <w:p>
-      <w:r>
-        <w:rPr>
-          <w:b/>
-        </w:rPr>
-        <w:t>Estado real.</w:t>
-      </w:r>
-      <w:r>
-        <w:t xml:space="preserve"> Cerrado / preparación</w:t>
-      </w:r>
-    </w:p>
-    <w:p>
-      <w:r>
-        <w:rPr>
-          <w:b/>
-        </w:rPr>
-        <w:t>Sprint Goal / criterio.</w:t>
-      </w:r>
-      <w:r>
-        <w:t xml:space="preserve"> Preparación del proyecto, definición inicial y organización técnica.</w:t>
-      </w:r>
-    </w:p>
-    <w:p>
-      <w:pPr>
-        <w:keepNext/>
-      </w:pPr>
-      <w:r>
-        <w:rPr>
-          <w:b/>
-        </w:rPr>
-        <w:t>Sprint 1</w:t>
-      </w:r>
-    </w:p>
-    <w:p>
-      <w:r>
-        <w:rPr>
-          <w:b/>
-        </w:rPr>
-        <w:t>Inicio.</w:t>
-      </w:r>
-      <w:r>
-        <w:t xml:space="preserve"> 17-08-2026</w:t>
-      </w:r>
-    </w:p>
-    <w:p>
-      <w:r>
-        <w:rPr>
-          <w:b/>
-        </w:rPr>
-        <w:t>Fin.</w:t>
-      </w:r>
-      <w:r>
-        <w:t xml:space="preserve"> 28-08-2026</w:t>
-      </w:r>
-    </w:p>
-    <w:p>
-      <w:r>
-        <w:rPr>
-          <w:b/>
-        </w:rPr>
-        <w:t>Estado real.</w:t>
-      </w:r>
-      <w:r>
-        <w:t xml:space="preserve"> Cerrado</w:t>
-      </w:r>
-    </w:p>
-    <w:p>
-      <w:r>
-        <w:rPr>
-          <w:b/>
-        </w:rPr>
-        <w:t>Sprint Goal / criterio.</w:t>
-      </w:r>
-      <w:r>
-        <w:t xml:space="preserve"> Base técnica, autenticación, autorización y aislamiento por negocio.</w:t>
-      </w:r>
-    </w:p>
-    <w:p>
-      <w:pPr>
-        <w:keepNext/>
-      </w:pPr>
-      <w:r>
-        <w:rPr>
-          <w:b/>
-        </w:rPr>
-        <w:t>Sprint 2</w:t>
-      </w:r>
-    </w:p>
-    <w:p>
-      <w:r>
-        <w:rPr>
-          <w:b/>
-        </w:rPr>
-        <w:t>Inicio.</w:t>
-      </w:r>
-      <w:r>
-        <w:t xml:space="preserve"> 31-08-2026</w:t>
-      </w:r>
-    </w:p>
-    <w:p>
-      <w:r>
-        <w:rPr>
-          <w:b/>
-        </w:rPr>
-        <w:t>Fin.</w:t>
-      </w:r>
-      <w:r>
-        <w:t xml:space="preserve"> 11-09-2026</w:t>
-      </w:r>
-    </w:p>
-    <w:p>
-      <w:r>
-        <w:rPr>
-          <w:b/>
-        </w:rPr>
-        <w:t>Estado real.</w:t>
-      </w:r>
-      <w:r>
-        <w:t xml:space="preserve"> Cerrado</w:t>
-      </w:r>
-    </w:p>
-    <w:p>
-      <w:r>
-        <w:rPr>
-          <w:b/>
-        </w:rPr>
-        <w:t>Sprint Goal / criterio.</w:t>
-      </w:r>
-      <w:r>
-        <w:t xml:space="preserve"> Administración de negocio/usuarios y base operativa de catálogo e inventario.</w:t>
-      </w:r>
-    </w:p>
-    <w:p>
-      <w:pPr>
-        <w:keepNext/>
-      </w:pPr>
-      <w:r>
-        <w:rPr>
-          <w:b/>
-        </w:rPr>
-        <w:t>Sprint 3</w:t>
-      </w:r>
-    </w:p>
-    <w:p>
-      <w:r>
-        <w:rPr>
-          <w:b/>
-        </w:rPr>
-        <w:t>Inicio.</w:t>
-      </w:r>
-      <w:r>
-        <w:t xml:space="preserve"> 14-09-2026</w:t>
-      </w:r>
-    </w:p>
-    <w:p>
-      <w:r>
-        <w:rPr>
-          <w:b/>
-        </w:rPr>
-        <w:t>Fin.</w:t>
-      </w:r>
-      <w:r>
-        <w:t xml:space="preserve"> 25-09-2026</w:t>
-      </w:r>
-    </w:p>
-    <w:p>
-      <w:r>
-        <w:rPr>
-          <w:b/>
-        </w:rPr>
-        <w:t>Estado real.</w:t>
-      </w:r>
-      <w:r>
-        <w:t xml:space="preserve"> Cerrado con excepción documental</w:t>
-      </w:r>
-    </w:p>
-    <w:p>
-      <w:r>
-        <w:rPr>
-          <w:b/>
-        </w:rPr>
-        <w:t>Sprint Goal / criterio.</w:t>
-      </w:r>
-      <w:r>
-        <w:t xml:space="preserve"> Trazabilidad de inventario, alertas, código de barras y capacidades PWA. El refinamiento permanece “Por hacer” por falta de evidencia de cierre; offline/sync se replanificó.</w:t>
-      </w:r>
-    </w:p>
-    <w:p>
-      <w:pPr>
-        <w:keepNext/>
-      </w:pPr>
-      <w:r>
-        <w:rPr>
-          <w:b/>
-        </w:rPr>
-        <w:t>Sprint 4</w:t>
-      </w:r>
-    </w:p>
-    <w:p>
-      <w:r>
-        <w:rPr>
-          <w:b/>
-        </w:rPr>
-        <w:t>Inicio.</w:t>
-      </w:r>
-      <w:r>
-        <w:t xml:space="preserve"> 28-09-2026</w:t>
-      </w:r>
-    </w:p>
-    <w:p>
-      <w:r>
-        <w:rPr>
-          <w:b/>
-        </w:rPr>
-        <w:t>Fin.</w:t>
-      </w:r>
-      <w:r>
-        <w:t xml:space="preserve"> 09-10-2026</w:t>
-      </w:r>
-    </w:p>
-    <w:p>
-      <w:r>
-        <w:rPr>
-          <w:b/>
-        </w:rPr>
-        <w:t>Estado real.</w:t>
-      </w:r>
-      <w:r>
-        <w:t xml:space="preserve"> </w:t>
-      </w:r>
-      <w:r>
-        <w:rPr>
-          <w:b/>
-        </w:rPr>
-        <w:t>En curso</w:t>
-      </w:r>
-    </w:p>
-    <w:p>
-      <w:r>
-        <w:rPr>
-          <w:b/>
-        </w:rPr>
-        <w:t>Sprint Goal / criterio.</w:t>
-      </w:r>
-      <w:r>
-        <w:t xml:space="preserve"> POS y caja: ventas, descuentos, pagos divididos, apertura/cierre de caja y finalización del pendiente offline.</w:t>
-      </w:r>
-    </w:p>
-    <w:p>
-      <w:pPr>
-        <w:keepNext/>
-      </w:pPr>
-      <w:r>
-        <w:rPr>
-          <w:b/>
-        </w:rPr>
-        <w:t>Sprint 5</w:t>
-      </w:r>
-    </w:p>
-    <w:p>
-      <w:r>
-        <w:rPr>
-          <w:b/>
-        </w:rPr>
-        <w:t>Inicio.</w:t>
-      </w:r>
-      <w:r>
-        <w:t xml:space="preserve"> 12-10-2026</w:t>
-      </w:r>
-    </w:p>
-    <w:p>
-      <w:r>
-        <w:rPr>
-          <w:b/>
-        </w:rPr>
-        <w:t>Fin.</w:t>
-      </w:r>
-      <w:r>
-        <w:t xml:space="preserve"> 23-10-2026</w:t>
-      </w:r>
-    </w:p>
-    <w:p>
-      <w:r>
-        <w:rPr>
-          <w:b/>
-        </w:rPr>
-        <w:t>Estado real.</w:t>
-      </w:r>
-      <w:r>
-        <w:t xml:space="preserve"> Futuro</w:t>
-      </w:r>
-    </w:p>
-    <w:p>
-      <w:r>
-        <w:rPr>
-          <w:b/>
-        </w:rPr>
-        <w:t>Sprint Goal / criterio.</w:t>
-      </w:r>
-      <w:r>
-        <w:t xml:space="preserve"> Solo estructura Scrum. HU se seleccionarán durante Planning.</w:t>
-      </w:r>
-    </w:p>
-    <w:p>
-      <w:pPr>
-        <w:keepNext/>
-      </w:pPr>
-      <w:r>
-        <w:rPr>
-          <w:b/>
-        </w:rPr>
-        <w:t>Sprint 6</w:t>
-      </w:r>
-    </w:p>
-    <w:p>
-      <w:r>
-        <w:rPr>
-          <w:b/>
-        </w:rPr>
-        <w:t>Inicio.</w:t>
-      </w:r>
-      <w:r>
-        <w:t xml:space="preserve"> 26-10-2026</w:t>
-      </w:r>
-    </w:p>
-    <w:p>
-      <w:r>
-        <w:rPr>
-          <w:b/>
-        </w:rPr>
-        <w:t>Fin.</w:t>
-      </w:r>
-      <w:r>
-        <w:t xml:space="preserve"> 06-11-2026</w:t>
-      </w:r>
-    </w:p>
-    <w:p>
-      <w:r>
-        <w:rPr>
-          <w:b/>
-        </w:rPr>
-        <w:t>Estado real.</w:t>
-      </w:r>
-      <w:r>
-        <w:t xml:space="preserve"> Futuro</w:t>
-      </w:r>
-    </w:p>
-    <w:p>
-      <w:r>
-        <w:rPr>
-          <w:b/>
-        </w:rPr>
-        <w:t>Sprint Goal / criterio.</w:t>
-      </w:r>
-      <w:r>
-        <w:t xml:space="preserve"> Solo estructura Scrum. HU se seleccionarán durante Planning.</w:t>
-      </w:r>
-    </w:p>
-    <w:p>
-      <w:pPr>
-        <w:keepNext/>
-      </w:pPr>
-      <w:r>
-        <w:rPr>
-          <w:b/>
-        </w:rPr>
-        <w:t>Sprint 7</w:t>
-      </w:r>
-    </w:p>
-    <w:p>
-      <w:r>
-        <w:rPr>
-          <w:b/>
-        </w:rPr>
-        <w:t>Inicio.</w:t>
-      </w:r>
-      <w:r>
-        <w:t xml:space="preserve"> 09-11-2026</w:t>
-      </w:r>
-    </w:p>
-    <w:p>
-      <w:r>
-        <w:rPr>
-          <w:b/>
-        </w:rPr>
-        <w:t>Fin.</w:t>
-      </w:r>
-      <w:r>
-        <w:t xml:space="preserve"> 20-11-2026</w:t>
-      </w:r>
-    </w:p>
-    <w:p>
-      <w:r>
-        <w:rPr>
-          <w:b/>
-        </w:rPr>
-        <w:t>Estado real.</w:t>
-      </w:r>
-      <w:r>
-        <w:t xml:space="preserve"> Futuro</w:t>
-      </w:r>
-    </w:p>
-    <w:p>
-      <w:r>
-        <w:rPr>
-          <w:b/>
-        </w:rPr>
-        <w:t>Sprint Goal / criterio.</w:t>
-      </w:r>
-      <w:r>
-        <w:t xml:space="preserve"> Solo estructura Scrum. HU se seleccionarán durante Planning.</w:t>
-      </w:r>
-    </w:p>
-    <w:p>
-      <w:pPr>
-        <w:keepNext/>
-      </w:pPr>
-      <w:r>
-        <w:rPr>
-          <w:b/>
-        </w:rPr>
-        <w:t>Sprint 8</w:t>
-      </w:r>
-    </w:p>
-    <w:p>
-      <w:r>
-        <w:rPr>
-          <w:b/>
-        </w:rPr>
-        <w:t>Inicio.</w:t>
-      </w:r>
-      <w:r>
-        <w:t xml:space="preserve"> 23-11-2026</w:t>
-      </w:r>
-    </w:p>
-    <w:p>
-      <w:r>
-        <w:rPr>
-          <w:b/>
-        </w:rPr>
-        <w:t>Fin.</w:t>
-      </w:r>
-      <w:r>
-        <w:t xml:space="preserve"> 04-12-2026</w:t>
-      </w:r>
-    </w:p>
-    <w:p>
-      <w:r>
-        <w:rPr>
-          <w:b/>
-        </w:rPr>
-        <w:t>Estado real.</w:t>
-      </w:r>
-      <w:r>
-        <w:t xml:space="preserve"> Futuro</w:t>
-      </w:r>
-    </w:p>
-    <w:p>
-      <w:r>
-        <w:rPr>
-          <w:b/>
-        </w:rPr>
-        <w:t>Sprint Goal / criterio.</w:t>
-      </w:r>
-      <w:r>
-        <w:t xml:space="preserve"> Solo estructura Scrum. HU se seleccionarán durante Planning.</w:t>
-      </w:r>
-    </w:p>
-    <w:p>
-      <w:pPr>
-        <w:pStyle w:val="Heading2"/>
-      </w:pPr>
-      <w:bookmarkStart w:id="19" w:name="h19"/>
-      <w:r>
-        <w:t>6.1 Estado del Sprint 4 al 03 10 2026</w:t>
-      </w:r>
-      <w:bookmarkEnd w:id="19"/>
-    </w:p>
-    <w:p>
-      <w:pPr>
-        <w:pStyle w:val="ListBullet"/>
-        <w:spacing w:after="80"/>
-      </w:pPr>
-      <w:r>
-        <w:rPr>
-          <w:b/>
-        </w:rPr>
-        <w:t>Hecho:</w:t>
-      </w:r>
-      <w:r>
-        <w:t xml:space="preserve"> Sprint Planning, HU-14 Registrar una venta en el POS, HU-15 Aplicar descuentos.</w:t>
-      </w:r>
-    </w:p>
-    <w:p>
-      <w:pPr>
-        <w:pStyle w:val="ListBullet"/>
-        <w:spacing w:after="80"/>
-      </w:pPr>
-      <w:r>
-        <w:rPr>
-          <w:b/>
-        </w:rPr>
-        <w:t>En progreso:</w:t>
-      </w:r>
-      <w:r>
-        <w:t xml:space="preserve"> HU-13 Operar offline y sincronizar cambios, Daily Scrum, Refinamiento.</w:t>
-      </w:r>
-    </w:p>
-    <w:p>
-      <w:pPr>
-        <w:pStyle w:val="ListBullet"/>
-        <w:spacing w:after="80"/>
-      </w:pPr>
-      <w:r>
-        <w:rPr>
-          <w:b/>
-        </w:rPr>
-        <w:t>Por hacer:</w:t>
-      </w:r>
-      <w:r>
-        <w:t xml:space="preserve"> HU-16 Medios y pagos divididos, HU-17 Apertura de caja, HU-18 Cierre/cuadratura, Sprint Review y Sprint Retrospective.</w:t>
-      </w:r>
-    </w:p>
-    <w:p>
-      <w:pPr>
-        <w:pStyle w:val="ListBullet"/>
-        <w:spacing w:after="80"/>
-      </w:pPr>
-      <w:r>
-        <w:rPr>
-          <w:b/>
-        </w:rPr>
-        <w:t>Revisión / QA:</w:t>
-      </w:r>
-      <w:r>
-        <w:t xml:space="preserve"> sin tarjetas en este corte.</w:t>
-      </w:r>
-    </w:p>
-    <w:p>
-      <w:pPr>
-        <w:pStyle w:val="Heading2"/>
-      </w:pPr>
-      <w:bookmarkStart w:id="20" w:name="h20"/>
-      <w:r>
-        <w:t>6.2 Regla para Sprints futuros</w:t>
-      </w:r>
-      <w:bookmarkEnd w:id="20"/>
-    </w:p>
-    <w:p>
-      <w:r>
-        <w:t xml:space="preserve">La existencia de un tablero futuro </w:t>
-      </w:r>
-      <w:r>
-        <w:rPr>
-          <w:b/>
-        </w:rPr>
-        <w:t>no implica compromiso de alcance</w:t>
-      </w:r>
-      <w:r>
-        <w:t>. Sprint 5–8 contienen únicamente eventos/actividades Scrum y no tienen HU asignadas. El Sprint Backlog se define únicamente durante el Planning de la iteración.</w:t>
-      </w:r>
-    </w:p>
-    <w:p>
-      <w:pPr>
-        <w:pStyle w:val="Heading1"/>
-      </w:pPr>
-      <w:bookmarkStart w:id="21" w:name="h21"/>
-      <w:r>
-        <w:t>7 Plan de verificación del Sprint en curso</w:t>
-      </w:r>
-      <w:bookmarkEnd w:id="21"/>
+      <w:bookmarkEnd w:id="14"/>
     </w:p>
     <w:tbl>
       <w:tblPr>
@@ -8950,11 +5510,11 @@
       <w:pPr>
         <w:pStyle w:val="Heading1"/>
       </w:pPr>
-      <w:bookmarkStart w:id="22" w:name="h22"/>
+      <w:bookmarkStart w:id="15" w:name="h15"/>
       <w:r>
-        <w:t>8 Gestión de impedimentos y cambios</w:t>
+        <w:t>7 Gestión de impedimentos y cambios</w:t>
       </w:r>
-      <w:bookmarkEnd w:id="22"/>
+      <w:bookmarkEnd w:id="15"/>
     </w:p>
     <w:p>
       <w:r>
@@ -8970,11 +5530,26 @@
       <w:pPr>
         <w:pStyle w:val="Heading1"/>
       </w:pPr>
-      <w:bookmarkStart w:id="23" w:name="h23"/>
+      <w:bookmarkStart w:id="16" w:name="h16"/>
+      <w:r>
+        <w:t>8 Evidencias relacionadas con esta versión</w:t>
+      </w:r>
+      <w:bookmarkEnd w:id="16"/>
+    </w:p>
+    <w:p>
+      <w:r>
+        <w:t>El Informe Académico conecta objetivos, método, antecedentes y resultados. La Matriz de Trazabilidad identifica requisitos e historias asociados a la implementación. El Informe de Verificación conserva las ejecuciones del 04 de octubre de 2026 y distingue su alcance local de la aceptación en PostgreSQL y con usuarios. Control de Entrega reúne la cobertura de los 17 artefactos y los pendientes de cierre.</w:t>
+      </w:r>
+    </w:p>
+    <w:p>
+      <w:pPr>
+        <w:pStyle w:val="Heading1"/>
+      </w:pPr>
+      <w:bookmarkStart w:id="17" w:name="h17"/>
       <w:r>
         <w:t>9 Conclusiones</w:t>
       </w:r>
-      <w:bookmarkEnd w:id="23"/>
+      <w:bookmarkEnd w:id="17"/>
     </w:p>
     <w:p>
       <w:r>
@@ -8985,22 +5560,61 @@
       <w:pPr>
         <w:pStyle w:val="Heading1"/>
       </w:pPr>
-      <w:bookmarkStart w:id="24" w:name="h24"/>
+      <w:bookmarkStart w:id="18" w:name="h18"/>
       <w:r>
-        <w:t>10 Referencias y evidencia de la versión</w:t>
+        <w:t>10 Referencias</w:t>
       </w:r>
-      <w:bookmarkEnd w:id="24"/>
+      <w:bookmarkEnd w:id="18"/>
     </w:p>
     <w:p>
       <w:r>
-        <w:t>Las referencias externas fundamentan conceptos y organización. La descripción específica de Localito procede del repositorio. Se consultaron fuentes públicas el 03 de octubre de 2026. Las fichas públicas ISO se utilizan para alcance y orientación, sin atribuir acceso al texto normativo completo ni conformidad certificada.</w:t>
+        <w:t>La evidencia del proyecto corresponde a la revisión versionada del repositorio (Equipo Localito, 2026). Las normas se consultaron mediante sus resúmenes públicos; no se declara certificación. Las fuentes web fueron consultadas durante esta revisión, del 03 al 04 de octubre de 2026.</w:t>
       </w:r>
     </w:p>
     <w:p>
+      <w:pPr>
+        <w:keepLines/>
+        <w:ind w:left="432" w:hanging="432"/>
+      </w:pPr>
       <w:r>
-        <w:t xml:space="preserve">[R6] Schwaber K y Sutherland J 2020. The Scrum Guide. </w:t>
+        <w:t xml:space="preserve">Equipo Localito (2026). </w:t>
+      </w:r>
+      <w:r>
+        <w:rPr>
+          <w:i/>
+        </w:rPr>
+        <w:t>LocalitoSaaS [Código y documentación, commit ddb9956cf35cfb2035f62528299fd6bb2c9b7d5c]</w:t>
+      </w:r>
+      <w:r>
+        <w:t xml:space="preserve">. </w:t>
       </w:r>
       <w:hyperlink r:id="rId12">
+        <w:r>
+          <w:rPr>
+            <w:color w:val="000000"/>
+          </w:rPr>
+          <w:t xml:space="preserve">https://github.com/CamiloGonzalezSt/LocalitoSaaS/tree/ddb9956cf35cfb2035f62528299fd6bb2c9b7d5c</w:t>
+        </w:r>
+      </w:hyperlink>
+    </w:p>
+    <w:p>
+      <w:pPr>
+        <w:keepLines/>
+        <w:ind w:left="432" w:hanging="432"/>
+      </w:pPr>
+      <w:r>
+        <w:t xml:space="preserve">Schwaber, K., y Sutherland, J. (2020). </w:t>
+      </w:r>
+      <w:r>
+        <w:rPr>
+          <w:i/>
+        </w:rPr>
+        <w:t>The Scrum Guide</w:t>
+      </w:r>
+      <w:r>
+        <w:t xml:space="preserve">. </w:t>
+      </w:r>
+      <w:hyperlink r:id="rId13">
         <w:r>
           <w:rPr>
             <w:color w:val="000000"/>
@@ -9008,24 +5622,6 @@
           <w:t xml:space="preserve">https://scrumguides.org/scrum-guide.html</w:t>
         </w:r>
       </w:hyperlink>
-    </w:p>
-    <w:p>
-      <w:r>
-        <w:t xml:space="preserve">[P] Equipo Localito. Repositorio LocalitoSaaS. Commit base 05a6f34b749cdc97dd560d91bb9be057a1197fbf. </w:t>
-      </w:r>
-      <w:hyperlink r:id="rId13">
-        <w:r>
-          <w:rPr>
-            <w:color w:val="000000"/>
-          </w:rPr>
-          <w:t xml:space="preserve">https://github.com/CamiloGonzalezSt/LocalitoSaaS/tree/05a6f34b749cdc97dd560d91bb9be057a1197fbf</w:t>
-        </w:r>
-      </w:hyperlink>
-    </w:p>
-    <w:p>
-      <w:r>
-        <w:t>Fuentes internas revisadas: README.md; package.json y manifests de apps; apps/api/src/server.ts, repository.ts y auth.ts; db/schema.sql; apps/web/src/lib/offline.ts y workspaceCache.ts; docs de requisitos, calidad, operación y Scrum. La revisión es documental y estática. No crea resultados de pruebas funcionales, reuniones ni aceptación de usuario.</w:t>
-      </w:r>
     </w:p>
     <w:sectPr>
       <w:headerReference w:type="default" r:id="rId9"/>
